--- a/Knowledge/3-Work knowledge/1-Software Engineering/2-General Technologies/9-Databases/5-My Source/2-SQL/3-SQL Commands - DML/3-SQL INSERT INTO SELECT.docx
+++ b/Knowledge/3-Work knowledge/1-Software Engineering/2-General Technologies/9-Databases/5-My Source/2-SQL/3-SQL Commands - DML/3-SQL INSERT INTO SELECT.docx
@@ -25,8 +25,14 @@
       </w:r>
     </w:p>
     <w:p>
-      <w:r>
-        <w:rPr>
+      <w:pPr>
+        <w:rPr>
+          <w:rFonts w:ascii="Arial" w:hAnsi="Arial" w:cs="Arial"/>
+        </w:rPr>
+      </w:pPr>
+      <w:r>
+        <w:rPr>
+          <w:rFonts w:ascii="Arial" w:hAnsi="Arial" w:cs="Arial"/>
           <w:b/>
           <w:color w:val="000000"/>
           <w:sz w:val="18"/>
@@ -36,14 +42,36 @@
       </w:r>
       <w:r>
         <w:rPr>
-          <w:color w:val="000000"/>
-          <w:sz w:val="18"/>
-          <w:highlight w:val="lightGray"/>
-        </w:rPr>
-        <w:t xml:space="preserve">: Persons Table -&gt; ID Column: 1, Name_En Column: Motasem Essam] -&gt; </w:t>
-      </w:r>
-      <w:r>
-        <w:rPr>
+          <w:rFonts w:ascii="Arial" w:hAnsi="Arial" w:cs="Arial"/>
+          <w:color w:val="000000"/>
+          <w:sz w:val="18"/>
+          <w:highlight w:val="lightGray"/>
+        </w:rPr>
+        <w:t xml:space="preserve">: Persons Table -&gt; ID Column: 1, </w:t>
+      </w:r>
+      <w:proofErr w:type="spellStart"/>
+      <w:r>
+        <w:rPr>
+          <w:rFonts w:ascii="Arial" w:hAnsi="Arial" w:cs="Arial"/>
+          <w:color w:val="000000"/>
+          <w:sz w:val="18"/>
+          <w:highlight w:val="lightGray"/>
+        </w:rPr>
+        <w:t>Name_En</w:t>
+      </w:r>
+      <w:proofErr w:type="spellEnd"/>
+      <w:r>
+        <w:rPr>
+          <w:rFonts w:ascii="Arial" w:hAnsi="Arial" w:cs="Arial"/>
+          <w:color w:val="000000"/>
+          <w:sz w:val="18"/>
+          <w:highlight w:val="lightGray"/>
+        </w:rPr>
+        <w:t xml:space="preserve"> Column: Motasem Essam] -&gt; </w:t>
+      </w:r>
+      <w:r>
+        <w:rPr>
+          <w:rFonts w:ascii="Arial" w:hAnsi="Arial" w:cs="Arial"/>
           <w:b/>
           <w:color w:val="000000"/>
           <w:sz w:val="18"/>
@@ -53,6 +81,7 @@
       </w:r>
       <w:r>
         <w:rPr>
+          <w:rFonts w:ascii="Arial" w:hAnsi="Arial" w:cs="Arial"/>
           <w:color w:val="000000"/>
           <w:sz w:val="18"/>
           <w:highlight w:val="lightGray"/>
@@ -61,6 +90,7 @@
       </w:r>
       <w:r>
         <w:rPr>
+          <w:rFonts w:ascii="Arial" w:hAnsi="Arial" w:cs="Arial"/>
           <w:b/>
           <w:color w:val="000000"/>
           <w:sz w:val="18"/>
@@ -70,6 +100,7 @@
       </w:r>
       <w:r>
         <w:rPr>
+          <w:rFonts w:ascii="Arial" w:hAnsi="Arial" w:cs="Arial"/>
           <w:color w:val="000000"/>
           <w:sz w:val="18"/>
           <w:highlight w:val="lightGray"/>
@@ -171,6 +202,7 @@
     <w:p>
       <w:r>
         <w:rPr>
+          <w:rFonts w:ascii="Arial" w:hAnsi="Arial" w:cs="Arial"/>
           <w:b/>
           <w:color w:val="000000"/>
           <w:sz w:val="18"/>
@@ -180,14 +212,36 @@
       </w:r>
       <w:r>
         <w:rPr>
-          <w:color w:val="000000"/>
-          <w:sz w:val="18"/>
-          <w:highlight w:val="lightGray"/>
-        </w:rPr>
-        <w:t xml:space="preserve">: Persons Table -&gt; ID Column: 1, Name_En Column: Motasem Essam] -&gt; </w:t>
-      </w:r>
-      <w:r>
-        <w:rPr>
+          <w:rFonts w:ascii="Arial" w:hAnsi="Arial" w:cs="Arial"/>
+          <w:color w:val="000000"/>
+          <w:sz w:val="18"/>
+          <w:highlight w:val="lightGray"/>
+        </w:rPr>
+        <w:t xml:space="preserve">: Persons Table -&gt; ID Column: 1, </w:t>
+      </w:r>
+      <w:proofErr w:type="spellStart"/>
+      <w:r>
+        <w:rPr>
+          <w:rFonts w:ascii="Arial" w:hAnsi="Arial" w:cs="Arial"/>
+          <w:color w:val="000000"/>
+          <w:sz w:val="18"/>
+          <w:highlight w:val="lightGray"/>
+        </w:rPr>
+        <w:t>Name_En</w:t>
+      </w:r>
+      <w:proofErr w:type="spellEnd"/>
+      <w:r>
+        <w:rPr>
+          <w:rFonts w:ascii="Arial" w:hAnsi="Arial" w:cs="Arial"/>
+          <w:color w:val="000000"/>
+          <w:sz w:val="18"/>
+          <w:highlight w:val="lightGray"/>
+        </w:rPr>
+        <w:t xml:space="preserve"> Column: Motasem Essam] -&gt; </w:t>
+      </w:r>
+      <w:r>
+        <w:rPr>
+          <w:rFonts w:ascii="Arial" w:hAnsi="Arial" w:cs="Arial"/>
           <w:b/>
           <w:color w:val="000000"/>
           <w:sz w:val="18"/>
@@ -197,6 +251,7 @@
       </w:r>
       <w:r>
         <w:rPr>
+          <w:rFonts w:ascii="Arial" w:hAnsi="Arial" w:cs="Arial"/>
           <w:color w:val="000000"/>
           <w:sz w:val="18"/>
           <w:highlight w:val="lightGray"/>
@@ -205,6 +260,7 @@
       </w:r>
       <w:r>
         <w:rPr>
+          <w:rFonts w:ascii="Arial" w:hAnsi="Arial" w:cs="Arial"/>
           <w:b/>
           <w:color w:val="000000"/>
           <w:sz w:val="18"/>
@@ -214,6 +270,7 @@
       </w:r>
       <w:r>
         <w:rPr>
+          <w:rFonts w:ascii="Arial" w:hAnsi="Arial" w:cs="Arial"/>
           <w:color w:val="000000"/>
           <w:sz w:val="18"/>
           <w:highlight w:val="lightGray"/>
@@ -356,6 +413,7 @@
     <w:p>
       <w:r>
         <w:rPr>
+          <w:rFonts w:ascii="Arial" w:hAnsi="Arial" w:cs="Arial"/>
           <w:b/>
           <w:color w:val="000000"/>
           <w:sz w:val="18"/>
@@ -365,14 +423,36 @@
       </w:r>
       <w:r>
         <w:rPr>
-          <w:color w:val="000000"/>
-          <w:sz w:val="18"/>
-          <w:highlight w:val="lightGray"/>
-        </w:rPr>
-        <w:t xml:space="preserve">: Persons Table -&gt; ID Column: 1, Name_En Column: Motasem Essam] -&gt; </w:t>
-      </w:r>
-      <w:r>
-        <w:rPr>
+          <w:rFonts w:ascii="Arial" w:hAnsi="Arial" w:cs="Arial"/>
+          <w:color w:val="000000"/>
+          <w:sz w:val="18"/>
+          <w:highlight w:val="lightGray"/>
+        </w:rPr>
+        <w:t xml:space="preserve">: Persons Table -&gt; ID Column: 1, </w:t>
+      </w:r>
+      <w:proofErr w:type="spellStart"/>
+      <w:r>
+        <w:rPr>
+          <w:rFonts w:ascii="Arial" w:hAnsi="Arial" w:cs="Arial"/>
+          <w:color w:val="000000"/>
+          <w:sz w:val="18"/>
+          <w:highlight w:val="lightGray"/>
+        </w:rPr>
+        <w:t>Name_En</w:t>
+      </w:r>
+      <w:proofErr w:type="spellEnd"/>
+      <w:r>
+        <w:rPr>
+          <w:rFonts w:ascii="Arial" w:hAnsi="Arial" w:cs="Arial"/>
+          <w:color w:val="000000"/>
+          <w:sz w:val="18"/>
+          <w:highlight w:val="lightGray"/>
+        </w:rPr>
+        <w:t xml:space="preserve"> Column: Motasem Essam] -&gt; </w:t>
+      </w:r>
+      <w:r>
+        <w:rPr>
+          <w:rFonts w:ascii="Arial" w:hAnsi="Arial" w:cs="Arial"/>
           <w:b/>
           <w:color w:val="000000"/>
           <w:sz w:val="18"/>
@@ -382,6 +462,7 @@
       </w:r>
       <w:r>
         <w:rPr>
+          <w:rFonts w:ascii="Arial" w:hAnsi="Arial" w:cs="Arial"/>
           <w:color w:val="000000"/>
           <w:sz w:val="18"/>
           <w:highlight w:val="lightGray"/>
@@ -390,6 +471,7 @@
       </w:r>
       <w:r>
         <w:rPr>
+          <w:rFonts w:ascii="Arial" w:hAnsi="Arial" w:cs="Arial"/>
           <w:b/>
           <w:color w:val="000000"/>
           <w:sz w:val="18"/>
@@ -399,6 +481,7 @@
       </w:r>
       <w:r>
         <w:rPr>
+          <w:rFonts w:ascii="Arial" w:hAnsi="Arial" w:cs="Arial"/>
           <w:color w:val="000000"/>
           <w:sz w:val="18"/>
           <w:highlight w:val="lightGray"/>
@@ -521,14 +604,17 @@
                 <w:bCs/>
               </w:rPr>
             </w:pPr>
+            <w:proofErr w:type="spellStart"/>
             <w:r>
               <w:rPr>
                 <w:rFonts w:ascii="Roboto Mono" w:hAnsi="Roboto Mono"/>
                 <w:b/>
                 <w:bCs/>
               </w:rPr>
+              <w:lastRenderedPageBreak/>
               <w:t>CustomerID</w:t>
             </w:r>
+            <w:proofErr w:type="spellEnd"/>
           </w:p>
         </w:tc>
         <w:tc>
@@ -734,13 +820,23 @@
           <w:bCs/>
         </w:rPr>
       </w:pPr>
+      <w:proofErr w:type="spellStart"/>
       <w:r>
         <w:rPr>
           <w:rFonts w:ascii="Roboto Mono" w:hAnsi="Roboto Mono"/>
           <w:b/>
           <w:bCs/>
         </w:rPr>
-        <w:t>CustomersBackup Table</w:t>
+        <w:t>CustomersBackup</w:t>
+      </w:r>
+      <w:proofErr w:type="spellEnd"/>
+      <w:r>
+        <w:rPr>
+          <w:rFonts w:ascii="Roboto Mono" w:hAnsi="Roboto Mono"/>
+          <w:b/>
+          <w:bCs/>
+        </w:rPr>
+        <w:t xml:space="preserve"> Table</w:t>
       </w:r>
     </w:p>
     <w:p>
@@ -841,6 +937,7 @@
                 <w:bCs/>
               </w:rPr>
             </w:pPr>
+            <w:proofErr w:type="spellStart"/>
             <w:r>
               <w:rPr>
                 <w:rFonts w:ascii="Roboto Mono" w:hAnsi="Roboto Mono"/>
@@ -849,6 +946,7 @@
               </w:rPr>
               <w:t>CustomerID</w:t>
             </w:r>
+            <w:proofErr w:type="spellEnd"/>
           </w:p>
         </w:tc>
         <w:tc>
@@ -1018,8 +1116,16 @@
         <w:rPr>
           <w:rFonts w:ascii="Roboto Mono" w:hAnsi="Roboto Mono"/>
         </w:rPr>
-        <w:t>INSERT INTO CustomersBackup</w:t>
-      </w:r>
+        <w:t xml:space="preserve">INSERT INTO </w:t>
+      </w:r>
+      <w:proofErr w:type="spellStart"/>
+      <w:r>
+        <w:rPr>
+          <w:rFonts w:ascii="Roboto Mono" w:hAnsi="Roboto Mono"/>
+        </w:rPr>
+        <w:t>CustomersBackup</w:t>
+      </w:r>
+      <w:proofErr w:type="spellEnd"/>
     </w:p>
     <w:p>
       <w:pPr>
@@ -1087,6 +1193,7 @@
           <w:bCs/>
         </w:rPr>
       </w:pPr>
+      <w:proofErr w:type="spellStart"/>
       <w:r>
         <w:rPr>
           <w:rFonts w:ascii="Roboto Mono" w:hAnsi="Roboto Mono"/>
@@ -1095,6 +1202,7 @@
         </w:rPr>
         <w:t>CustomersBackup</w:t>
       </w:r>
+      <w:proofErr w:type="spellEnd"/>
     </w:p>
     <w:p>
       <w:pPr>
@@ -1194,14 +1302,17 @@
                 <w:bCs/>
               </w:rPr>
             </w:pPr>
+            <w:proofErr w:type="spellStart"/>
             <w:r>
               <w:rPr>
                 <w:rFonts w:ascii="Roboto Mono" w:hAnsi="Roboto Mono"/>
                 <w:b/>
                 <w:bCs/>
               </w:rPr>
+              <w:lastRenderedPageBreak/>
               <w:t>CustomerID</w:t>
             </w:r>
+            <w:proofErr w:type="spellEnd"/>
           </w:p>
         </w:tc>
         <w:tc>
@@ -1429,6 +1540,7 @@
     <w:p>
       <w:r>
         <w:rPr>
+          <w:rFonts w:ascii="Arial" w:hAnsi="Arial" w:cs="Arial"/>
           <w:b/>
           <w:color w:val="000000"/>
           <w:sz w:val="18"/>
@@ -1438,14 +1550,36 @@
       </w:r>
       <w:r>
         <w:rPr>
-          <w:color w:val="000000"/>
-          <w:sz w:val="18"/>
-          <w:highlight w:val="lightGray"/>
-        </w:rPr>
-        <w:t xml:space="preserve">: Persons Table -&gt; ID Column: 1, Name_En Column: Motasem Essam] -&gt; </w:t>
-      </w:r>
-      <w:r>
-        <w:rPr>
+          <w:rFonts w:ascii="Arial" w:hAnsi="Arial" w:cs="Arial"/>
+          <w:color w:val="000000"/>
+          <w:sz w:val="18"/>
+          <w:highlight w:val="lightGray"/>
+        </w:rPr>
+        <w:t xml:space="preserve">: Persons Table -&gt; ID Column: 1, </w:t>
+      </w:r>
+      <w:proofErr w:type="spellStart"/>
+      <w:r>
+        <w:rPr>
+          <w:rFonts w:ascii="Arial" w:hAnsi="Arial" w:cs="Arial"/>
+          <w:color w:val="000000"/>
+          <w:sz w:val="18"/>
+          <w:highlight w:val="lightGray"/>
+        </w:rPr>
+        <w:t>Name_En</w:t>
+      </w:r>
+      <w:proofErr w:type="spellEnd"/>
+      <w:r>
+        <w:rPr>
+          <w:rFonts w:ascii="Arial" w:hAnsi="Arial" w:cs="Arial"/>
+          <w:color w:val="000000"/>
+          <w:sz w:val="18"/>
+          <w:highlight w:val="lightGray"/>
+        </w:rPr>
+        <w:t xml:space="preserve"> Column: Motasem Essam] -&gt; </w:t>
+      </w:r>
+      <w:r>
+        <w:rPr>
+          <w:rFonts w:ascii="Arial" w:hAnsi="Arial" w:cs="Arial"/>
           <w:b/>
           <w:color w:val="000000"/>
           <w:sz w:val="18"/>
@@ -1455,6 +1589,7 @@
       </w:r>
       <w:r>
         <w:rPr>
+          <w:rFonts w:ascii="Arial" w:hAnsi="Arial" w:cs="Arial"/>
           <w:color w:val="000000"/>
           <w:sz w:val="18"/>
           <w:highlight w:val="lightGray"/>
@@ -1463,6 +1598,7 @@
       </w:r>
       <w:r>
         <w:rPr>
+          <w:rFonts w:ascii="Arial" w:hAnsi="Arial" w:cs="Arial"/>
           <w:b/>
           <w:color w:val="000000"/>
           <w:sz w:val="18"/>
@@ -1472,6 +1608,7 @@
       </w:r>
       <w:r>
         <w:rPr>
+          <w:rFonts w:ascii="Arial" w:hAnsi="Arial" w:cs="Arial"/>
           <w:color w:val="000000"/>
           <w:sz w:val="18"/>
           <w:highlight w:val="lightGray"/>
@@ -1568,8 +1705,16 @@
         <w:rPr>
           <w:rFonts w:ascii="Roboto Mono" w:hAnsi="Roboto Mono"/>
         </w:rPr>
-        <w:t>INSERT INTO destination_table</w:t>
-      </w:r>
+        <w:t xml:space="preserve">INSERT INTO </w:t>
+      </w:r>
+      <w:proofErr w:type="spellStart"/>
+      <w:r>
+        <w:rPr>
+          <w:rFonts w:ascii="Roboto Mono" w:hAnsi="Roboto Mono"/>
+        </w:rPr>
+        <w:t>destination_table</w:t>
+      </w:r>
+      <w:proofErr w:type="spellEnd"/>
     </w:p>
     <w:p>
       <w:pPr>
@@ -1594,7 +1739,21 @@
         <w:rPr>
           <w:rFonts w:ascii="Roboto Mono" w:hAnsi="Roboto Mono"/>
         </w:rPr>
-        <w:t>FROM source_table;</w:t>
+        <w:t xml:space="preserve">FROM </w:t>
+      </w:r>
+      <w:proofErr w:type="spellStart"/>
+      <w:r>
+        <w:rPr>
+          <w:rFonts w:ascii="Roboto Mono" w:hAnsi="Roboto Mono"/>
+        </w:rPr>
+        <w:t>source_table</w:t>
+      </w:r>
+      <w:proofErr w:type="spellEnd"/>
+      <w:r>
+        <w:rPr>
+          <w:rFonts w:ascii="Roboto Mono" w:hAnsi="Roboto Mono"/>
+        </w:rPr>
+        <w:t>;</w:t>
       </w:r>
     </w:p>
     <w:p>
@@ -1701,8 +1860,16 @@
         <w:rPr>
           <w:rFonts w:ascii="Roboto Mono" w:hAnsi="Roboto Mono"/>
         </w:rPr>
-        <w:t>INSERT INTO destination_table</w:t>
-      </w:r>
+        <w:t xml:space="preserve">INSERT INTO </w:t>
+      </w:r>
+      <w:proofErr w:type="spellStart"/>
+      <w:r>
+        <w:rPr>
+          <w:rFonts w:ascii="Roboto Mono" w:hAnsi="Roboto Mono"/>
+        </w:rPr>
+        <w:t>destination_table</w:t>
+      </w:r>
+      <w:proofErr w:type="spellEnd"/>
     </w:p>
     <w:p>
       <w:pPr>
@@ -1740,19 +1907,34 @@
         <w:rPr>
           <w:rFonts w:ascii="Roboto Mono" w:hAnsi="Roboto Mono"/>
         </w:rPr>
-        <w:t>FROM source_table;</w:t>
-      </w:r>
-    </w:p>
-    <w:p>
-      <w:pPr>
-        <w:rPr>
-          <w:rFonts w:ascii="Roboto Mono" w:hAnsi="Roboto Mono"/>
-        </w:rPr>
-      </w:pPr>
-      <w:r>
-        <w:rPr>
-          <w:rFonts w:ascii="Roboto Mono" w:hAnsi="Roboto Mono"/>
-        </w:rPr>
+        <w:t xml:space="preserve">FROM </w:t>
+      </w:r>
+      <w:proofErr w:type="spellStart"/>
+      <w:r>
+        <w:rPr>
+          <w:rFonts w:ascii="Roboto Mono" w:hAnsi="Roboto Mono"/>
+        </w:rPr>
+        <w:t>source_table</w:t>
+      </w:r>
+      <w:proofErr w:type="spellEnd"/>
+      <w:r>
+        <w:rPr>
+          <w:rFonts w:ascii="Roboto Mono" w:hAnsi="Roboto Mono"/>
+        </w:rPr>
+        <w:t>;</w:t>
+      </w:r>
+    </w:p>
+    <w:p>
+      <w:pPr>
+        <w:rPr>
+          <w:rFonts w:ascii="Roboto Mono" w:hAnsi="Roboto Mono"/>
+        </w:rPr>
+      </w:pPr>
+      <w:r>
+        <w:rPr>
+          <w:rFonts w:ascii="Roboto Mono" w:hAnsi="Roboto Mono"/>
+        </w:rPr>
+        <w:lastRenderedPageBreak/>
         <w:pict w14:anchorId="4FE729E1">
           <v:rect id="_x0000_i1032" style="width:0;height:1.5pt" o:hralign="center" o:hrstd="t" o:hr="t" fillcolor="#a0a0a0" stroked="f"/>
         </w:pict>
@@ -1775,6 +1957,7 @@
     <w:p>
       <w:r>
         <w:rPr>
+          <w:rFonts w:ascii="Arial" w:hAnsi="Arial" w:cs="Arial"/>
           <w:b/>
           <w:color w:val="000000"/>
           <w:sz w:val="18"/>
@@ -1784,14 +1967,36 @@
       </w:r>
       <w:r>
         <w:rPr>
-          <w:color w:val="000000"/>
-          <w:sz w:val="18"/>
-          <w:highlight w:val="lightGray"/>
-        </w:rPr>
-        <w:t xml:space="preserve">: Persons Table -&gt; ID Column: 1, Name_En Column: Motasem Essam] -&gt; </w:t>
-      </w:r>
-      <w:r>
-        <w:rPr>
+          <w:rFonts w:ascii="Arial" w:hAnsi="Arial" w:cs="Arial"/>
+          <w:color w:val="000000"/>
+          <w:sz w:val="18"/>
+          <w:highlight w:val="lightGray"/>
+        </w:rPr>
+        <w:t xml:space="preserve">: Persons Table -&gt; ID Column: 1, </w:t>
+      </w:r>
+      <w:proofErr w:type="spellStart"/>
+      <w:r>
+        <w:rPr>
+          <w:rFonts w:ascii="Arial" w:hAnsi="Arial" w:cs="Arial"/>
+          <w:color w:val="000000"/>
+          <w:sz w:val="18"/>
+          <w:highlight w:val="lightGray"/>
+        </w:rPr>
+        <w:t>Name_En</w:t>
+      </w:r>
+      <w:proofErr w:type="spellEnd"/>
+      <w:r>
+        <w:rPr>
+          <w:rFonts w:ascii="Arial" w:hAnsi="Arial" w:cs="Arial"/>
+          <w:color w:val="000000"/>
+          <w:sz w:val="18"/>
+          <w:highlight w:val="lightGray"/>
+        </w:rPr>
+        <w:t xml:space="preserve"> Column: Motasem Essam] -&gt; </w:t>
+      </w:r>
+      <w:r>
+        <w:rPr>
+          <w:rFonts w:ascii="Arial" w:hAnsi="Arial" w:cs="Arial"/>
           <w:b/>
           <w:color w:val="000000"/>
           <w:sz w:val="18"/>
@@ -1801,6 +2006,7 @@
       </w:r>
       <w:r>
         <w:rPr>
+          <w:rFonts w:ascii="Arial" w:hAnsi="Arial" w:cs="Arial"/>
           <w:color w:val="000000"/>
           <w:sz w:val="18"/>
           <w:highlight w:val="lightGray"/>
@@ -1809,6 +2015,7 @@
       </w:r>
       <w:r>
         <w:rPr>
+          <w:rFonts w:ascii="Arial" w:hAnsi="Arial" w:cs="Arial"/>
           <w:b/>
           <w:color w:val="000000"/>
           <w:sz w:val="18"/>
@@ -1818,6 +2025,7 @@
       </w:r>
       <w:r>
         <w:rPr>
+          <w:rFonts w:ascii="Arial" w:hAnsi="Arial" w:cs="Arial"/>
           <w:color w:val="000000"/>
           <w:sz w:val="18"/>
           <w:highlight w:val="lightGray"/>
@@ -2017,12 +2225,14 @@
           <w:rFonts w:ascii="Roboto Mono" w:hAnsi="Roboto Mono"/>
         </w:rPr>
       </w:pPr>
+      <w:proofErr w:type="spellStart"/>
       <w:r>
         <w:rPr>
           <w:rFonts w:ascii="Roboto Mono" w:hAnsi="Roboto Mono"/>
         </w:rPr>
         <w:t>CustomersBackup</w:t>
       </w:r>
+      <w:proofErr w:type="spellEnd"/>
     </w:p>
     <w:p>
       <w:pPr>
@@ -2128,8 +2338,16 @@
         <w:rPr>
           <w:rFonts w:ascii="Roboto Mono" w:hAnsi="Roboto Mono"/>
         </w:rPr>
-        <w:t>INSERT INTO CustomersBackup</w:t>
-      </w:r>
+        <w:t xml:space="preserve">INSERT INTO </w:t>
+      </w:r>
+      <w:proofErr w:type="spellStart"/>
+      <w:r>
+        <w:rPr>
+          <w:rFonts w:ascii="Roboto Mono" w:hAnsi="Roboto Mono"/>
+        </w:rPr>
+        <w:t>CustomersBackup</w:t>
+      </w:r>
+      <w:proofErr w:type="spellEnd"/>
     </w:p>
     <w:p>
       <w:pPr>
@@ -2201,6 +2419,7 @@
         <w:rPr>
           <w:noProof/>
         </w:rPr>
+        <w:lastRenderedPageBreak/>
         <w:drawing>
           <wp:inline distT="0" distB="0" distL="0" distR="0" wp14:anchorId="0B28BEA3" wp14:editId="3526183B">
             <wp:extent cx="5943600" cy="955040"/>
@@ -2315,12 +2534,14 @@
           <w:rFonts w:ascii="Roboto Mono" w:hAnsi="Roboto Mono"/>
         </w:rPr>
       </w:pPr>
+      <w:proofErr w:type="spellStart"/>
       <w:r>
         <w:rPr>
           <w:rFonts w:ascii="Roboto Mono" w:hAnsi="Roboto Mono"/>
         </w:rPr>
         <w:t>CustomersBackup</w:t>
       </w:r>
+      <w:proofErr w:type="spellEnd"/>
     </w:p>
     <w:p>
       <w:pPr>
@@ -2354,6 +2575,7 @@
     <w:p>
       <w:r>
         <w:rPr>
+          <w:rFonts w:ascii="Arial" w:hAnsi="Arial" w:cs="Arial"/>
           <w:b/>
           <w:color w:val="000000"/>
           <w:sz w:val="18"/>
@@ -2363,14 +2585,36 @@
       </w:r>
       <w:r>
         <w:rPr>
-          <w:color w:val="000000"/>
-          <w:sz w:val="18"/>
-          <w:highlight w:val="lightGray"/>
-        </w:rPr>
-        <w:t xml:space="preserve">: Persons Table -&gt; ID Column: 1, Name_En Column: Motasem Essam] -&gt; </w:t>
-      </w:r>
-      <w:r>
-        <w:rPr>
+          <w:rFonts w:ascii="Arial" w:hAnsi="Arial" w:cs="Arial"/>
+          <w:color w:val="000000"/>
+          <w:sz w:val="18"/>
+          <w:highlight w:val="lightGray"/>
+        </w:rPr>
+        <w:t xml:space="preserve">: Persons Table -&gt; ID Column: 1, </w:t>
+      </w:r>
+      <w:proofErr w:type="spellStart"/>
+      <w:r>
+        <w:rPr>
+          <w:rFonts w:ascii="Arial" w:hAnsi="Arial" w:cs="Arial"/>
+          <w:color w:val="000000"/>
+          <w:sz w:val="18"/>
+          <w:highlight w:val="lightGray"/>
+        </w:rPr>
+        <w:t>Name_En</w:t>
+      </w:r>
+      <w:proofErr w:type="spellEnd"/>
+      <w:r>
+        <w:rPr>
+          <w:rFonts w:ascii="Arial" w:hAnsi="Arial" w:cs="Arial"/>
+          <w:color w:val="000000"/>
+          <w:sz w:val="18"/>
+          <w:highlight w:val="lightGray"/>
+        </w:rPr>
+        <w:t xml:space="preserve"> Column: Motasem Essam] -&gt; </w:t>
+      </w:r>
+      <w:r>
+        <w:rPr>
+          <w:rFonts w:ascii="Arial" w:hAnsi="Arial" w:cs="Arial"/>
           <w:b/>
           <w:color w:val="000000"/>
           <w:sz w:val="18"/>
@@ -2380,6 +2624,7 @@
       </w:r>
       <w:r>
         <w:rPr>
+          <w:rFonts w:ascii="Arial" w:hAnsi="Arial" w:cs="Arial"/>
           <w:color w:val="000000"/>
           <w:sz w:val="18"/>
           <w:highlight w:val="lightGray"/>
@@ -2388,6 +2633,7 @@
       </w:r>
       <w:r>
         <w:rPr>
+          <w:rFonts w:ascii="Arial" w:hAnsi="Arial" w:cs="Arial"/>
           <w:b/>
           <w:color w:val="000000"/>
           <w:sz w:val="18"/>
@@ -2397,6 +2643,7 @@
       </w:r>
       <w:r>
         <w:rPr>
+          <w:rFonts w:ascii="Arial" w:hAnsi="Arial" w:cs="Arial"/>
           <w:color w:val="000000"/>
           <w:sz w:val="18"/>
           <w:highlight w:val="lightGray"/>
@@ -2493,33 +2740,69 @@
         <w:rPr>
           <w:rFonts w:ascii="Roboto Mono" w:hAnsi="Roboto Mono"/>
         </w:rPr>
-        <w:t>INSERT INTO CustomerNames</w:t>
-      </w:r>
-    </w:p>
-    <w:p>
-      <w:pPr>
-        <w:rPr>
-          <w:rFonts w:ascii="Roboto Mono" w:hAnsi="Roboto Mono"/>
-        </w:rPr>
-      </w:pPr>
-      <w:r>
-        <w:rPr>
-          <w:rFonts w:ascii="Roboto Mono" w:hAnsi="Roboto Mono"/>
-        </w:rPr>
-        <w:t>(CustomerID, Name)</w:t>
-      </w:r>
-    </w:p>
-    <w:p>
-      <w:pPr>
-        <w:rPr>
-          <w:rFonts w:ascii="Roboto Mono" w:hAnsi="Roboto Mono"/>
-        </w:rPr>
-      </w:pPr>
-      <w:r>
-        <w:rPr>
-          <w:rFonts w:ascii="Roboto Mono" w:hAnsi="Roboto Mono"/>
-        </w:rPr>
-        <w:t>SELECT CustomerID, Name</w:t>
+        <w:t xml:space="preserve">INSERT INTO </w:t>
+      </w:r>
+      <w:proofErr w:type="spellStart"/>
+      <w:r>
+        <w:rPr>
+          <w:rFonts w:ascii="Roboto Mono" w:hAnsi="Roboto Mono"/>
+        </w:rPr>
+        <w:t>CustomerNames</w:t>
+      </w:r>
+      <w:proofErr w:type="spellEnd"/>
+    </w:p>
+    <w:p>
+      <w:pPr>
+        <w:rPr>
+          <w:rFonts w:ascii="Roboto Mono" w:hAnsi="Roboto Mono"/>
+        </w:rPr>
+      </w:pPr>
+      <w:r>
+        <w:rPr>
+          <w:rFonts w:ascii="Roboto Mono" w:hAnsi="Roboto Mono"/>
+        </w:rPr>
+        <w:t>(</w:t>
+      </w:r>
+      <w:proofErr w:type="spellStart"/>
+      <w:r>
+        <w:rPr>
+          <w:rFonts w:ascii="Roboto Mono" w:hAnsi="Roboto Mono"/>
+        </w:rPr>
+        <w:t>CustomerID</w:t>
+      </w:r>
+      <w:proofErr w:type="spellEnd"/>
+      <w:r>
+        <w:rPr>
+          <w:rFonts w:ascii="Roboto Mono" w:hAnsi="Roboto Mono"/>
+        </w:rPr>
+        <w:t>, Name)</w:t>
+      </w:r>
+    </w:p>
+    <w:p>
+      <w:pPr>
+        <w:rPr>
+          <w:rFonts w:ascii="Roboto Mono" w:hAnsi="Roboto Mono"/>
+        </w:rPr>
+      </w:pPr>
+      <w:r>
+        <w:rPr>
+          <w:rFonts w:ascii="Roboto Mono" w:hAnsi="Roboto Mono"/>
+        </w:rPr>
+        <w:t xml:space="preserve">SELECT </w:t>
+      </w:r>
+      <w:proofErr w:type="spellStart"/>
+      <w:r>
+        <w:rPr>
+          <w:rFonts w:ascii="Roboto Mono" w:hAnsi="Roboto Mono"/>
+        </w:rPr>
+        <w:t>CustomerID</w:t>
+      </w:r>
+      <w:proofErr w:type="spellEnd"/>
+      <w:r>
+        <w:rPr>
+          <w:rFonts w:ascii="Roboto Mono" w:hAnsi="Roboto Mono"/>
+        </w:rPr>
+        <w:t>, Name</w:t>
       </w:r>
     </w:p>
     <w:p>
@@ -2579,6 +2862,7 @@
         <w:rPr>
           <w:noProof/>
         </w:rPr>
+        <w:lastRenderedPageBreak/>
         <w:drawing>
           <wp:inline distT="0" distB="0" distL="0" distR="0" wp14:anchorId="6180CDEC" wp14:editId="2568BE10">
             <wp:extent cx="5943600" cy="911225"/>
@@ -2664,6 +2948,7 @@
                 <w:bCs/>
               </w:rPr>
             </w:pPr>
+            <w:proofErr w:type="spellStart"/>
             <w:r>
               <w:rPr>
                 <w:rFonts w:ascii="Roboto Mono" w:hAnsi="Roboto Mono"/>
@@ -2672,6 +2957,7 @@
               </w:rPr>
               <w:t>CustomerID</w:t>
             </w:r>
+            <w:proofErr w:type="spellEnd"/>
           </w:p>
         </w:tc>
         <w:tc>
@@ -2835,6 +3121,7 @@
     <w:p>
       <w:r>
         <w:rPr>
+          <w:rFonts w:ascii="Arial" w:hAnsi="Arial" w:cs="Arial"/>
           <w:b/>
           <w:color w:val="000000"/>
           <w:sz w:val="18"/>
@@ -2844,14 +3131,36 @@
       </w:r>
       <w:r>
         <w:rPr>
-          <w:color w:val="000000"/>
-          <w:sz w:val="18"/>
-          <w:highlight w:val="lightGray"/>
-        </w:rPr>
-        <w:t xml:space="preserve">: Persons Table -&gt; ID Column: 1, Name_En Column: Motasem Essam] -&gt; </w:t>
-      </w:r>
-      <w:r>
-        <w:rPr>
+          <w:rFonts w:ascii="Arial" w:hAnsi="Arial" w:cs="Arial"/>
+          <w:color w:val="000000"/>
+          <w:sz w:val="18"/>
+          <w:highlight w:val="lightGray"/>
+        </w:rPr>
+        <w:t xml:space="preserve">: Persons Table -&gt; ID Column: 1, </w:t>
+      </w:r>
+      <w:proofErr w:type="spellStart"/>
+      <w:r>
+        <w:rPr>
+          <w:rFonts w:ascii="Arial" w:hAnsi="Arial" w:cs="Arial"/>
+          <w:color w:val="000000"/>
+          <w:sz w:val="18"/>
+          <w:highlight w:val="lightGray"/>
+        </w:rPr>
+        <w:t>Name_En</w:t>
+      </w:r>
+      <w:proofErr w:type="spellEnd"/>
+      <w:r>
+        <w:rPr>
+          <w:rFonts w:ascii="Arial" w:hAnsi="Arial" w:cs="Arial"/>
+          <w:color w:val="000000"/>
+          <w:sz w:val="18"/>
+          <w:highlight w:val="lightGray"/>
+        </w:rPr>
+        <w:t xml:space="preserve"> Column: Motasem Essam] -&gt; </w:t>
+      </w:r>
+      <w:r>
+        <w:rPr>
+          <w:rFonts w:ascii="Arial" w:hAnsi="Arial" w:cs="Arial"/>
           <w:b/>
           <w:color w:val="000000"/>
           <w:sz w:val="18"/>
@@ -2861,6 +3170,7 @@
       </w:r>
       <w:r>
         <w:rPr>
+          <w:rFonts w:ascii="Arial" w:hAnsi="Arial" w:cs="Arial"/>
           <w:color w:val="000000"/>
           <w:sz w:val="18"/>
           <w:highlight w:val="lightGray"/>
@@ -2869,6 +3179,7 @@
       </w:r>
       <w:r>
         <w:rPr>
+          <w:rFonts w:ascii="Arial" w:hAnsi="Arial" w:cs="Arial"/>
           <w:b/>
           <w:color w:val="000000"/>
           <w:sz w:val="18"/>
@@ -2878,6 +3189,7 @@
       </w:r>
       <w:r>
         <w:rPr>
+          <w:rFonts w:ascii="Arial" w:hAnsi="Arial" w:cs="Arial"/>
           <w:color w:val="000000"/>
           <w:sz w:val="18"/>
           <w:highlight w:val="lightGray"/>
@@ -2974,8 +3286,16 @@
         <w:rPr>
           <w:rFonts w:ascii="Roboto Mono" w:hAnsi="Roboto Mono"/>
         </w:rPr>
-        <w:t>INSERT INTO CairoCustomers</w:t>
-      </w:r>
+        <w:t xml:space="preserve">INSERT INTO </w:t>
+      </w:r>
+      <w:proofErr w:type="spellStart"/>
+      <w:r>
+        <w:rPr>
+          <w:rFonts w:ascii="Roboto Mono" w:hAnsi="Roboto Mono"/>
+        </w:rPr>
+        <w:t>CairoCustomers</w:t>
+      </w:r>
+      <w:proofErr w:type="spellEnd"/>
     </w:p>
     <w:p>
       <w:pPr>
@@ -3060,6 +3380,7 @@
         <w:rPr>
           <w:noProof/>
         </w:rPr>
+        <w:lastRenderedPageBreak/>
         <w:drawing>
           <wp:inline distT="0" distB="0" distL="0" distR="0" wp14:anchorId="19FCEAF9" wp14:editId="16CF0A22">
             <wp:extent cx="5943600" cy="1195705"/>
@@ -3146,6 +3467,7 @@
                 <w:bCs/>
               </w:rPr>
             </w:pPr>
+            <w:proofErr w:type="spellStart"/>
             <w:r>
               <w:rPr>
                 <w:rFonts w:ascii="Roboto Mono" w:hAnsi="Roboto Mono"/>
@@ -3154,6 +3476,7 @@
               </w:rPr>
               <w:t>CustomerID</w:t>
             </w:r>
+            <w:proofErr w:type="spellEnd"/>
           </w:p>
         </w:tc>
         <w:tc>
@@ -3531,6 +3854,7 @@
                 <w:bCs/>
               </w:rPr>
             </w:pPr>
+            <w:proofErr w:type="spellStart"/>
             <w:r>
               <w:rPr>
                 <w:rFonts w:ascii="Roboto Mono" w:hAnsi="Roboto Mono"/>
@@ -3539,6 +3863,7 @@
               </w:rPr>
               <w:t>CustomerID</w:t>
             </w:r>
+            <w:proofErr w:type="spellEnd"/>
           </w:p>
         </w:tc>
         <w:tc>
@@ -3772,6 +4097,7 @@
       </w:pPr>
       <w:r>
         <w:rPr>
+          <w:rFonts w:ascii="Arial" w:hAnsi="Arial" w:cs="Arial"/>
           <w:b/>
           <w:color w:val="000000"/>
           <w:sz w:val="18"/>
@@ -3781,14 +4107,36 @@
       </w:r>
       <w:r>
         <w:rPr>
-          <w:color w:val="000000"/>
-          <w:sz w:val="18"/>
-          <w:highlight w:val="lightGray"/>
-        </w:rPr>
-        <w:t xml:space="preserve">: Persons Table -&gt; ID Column: 1, Name_En Column: Motasem Essam] -&gt; </w:t>
-      </w:r>
-      <w:r>
-        <w:rPr>
+          <w:rFonts w:ascii="Arial" w:hAnsi="Arial" w:cs="Arial"/>
+          <w:color w:val="000000"/>
+          <w:sz w:val="18"/>
+          <w:highlight w:val="lightGray"/>
+        </w:rPr>
+        <w:t xml:space="preserve">: Persons Table -&gt; ID Column: 1, </w:t>
+      </w:r>
+      <w:proofErr w:type="spellStart"/>
+      <w:r>
+        <w:rPr>
+          <w:rFonts w:ascii="Arial" w:hAnsi="Arial" w:cs="Arial"/>
+          <w:color w:val="000000"/>
+          <w:sz w:val="18"/>
+          <w:highlight w:val="lightGray"/>
+        </w:rPr>
+        <w:t>Name_En</w:t>
+      </w:r>
+      <w:proofErr w:type="spellEnd"/>
+      <w:r>
+        <w:rPr>
+          <w:rFonts w:ascii="Arial" w:hAnsi="Arial" w:cs="Arial"/>
+          <w:color w:val="000000"/>
+          <w:sz w:val="18"/>
+          <w:highlight w:val="lightGray"/>
+        </w:rPr>
+        <w:t xml:space="preserve"> Column: Motasem Essam] -&gt; </w:t>
+      </w:r>
+      <w:r>
+        <w:rPr>
+          <w:rFonts w:ascii="Arial" w:hAnsi="Arial" w:cs="Arial"/>
           <w:b/>
           <w:color w:val="000000"/>
           <w:sz w:val="18"/>
@@ -3798,6 +4146,7 @@
       </w:r>
       <w:r>
         <w:rPr>
+          <w:rFonts w:ascii="Arial" w:hAnsi="Arial" w:cs="Arial"/>
           <w:color w:val="000000"/>
           <w:sz w:val="18"/>
           <w:highlight w:val="lightGray"/>
@@ -3806,6 +4155,7 @@
       </w:r>
       <w:r>
         <w:rPr>
+          <w:rFonts w:ascii="Arial" w:hAnsi="Arial" w:cs="Arial"/>
           <w:b/>
           <w:color w:val="000000"/>
           <w:sz w:val="18"/>
@@ -3815,6 +4165,7 @@
       </w:r>
       <w:r>
         <w:rPr>
+          <w:rFonts w:ascii="Arial" w:hAnsi="Arial" w:cs="Arial"/>
           <w:color w:val="000000"/>
           <w:sz w:val="18"/>
           <w:highlight w:val="lightGray"/>
@@ -3887,8 +4238,17 @@
         <w:rPr>
           <w:rFonts w:ascii="Roboto Mono" w:hAnsi="Roboto Mono"/>
         </w:rPr>
-        <w:t>INSERT INTO LocalCustomers</w:t>
-      </w:r>
+        <w:lastRenderedPageBreak/>
+        <w:t xml:space="preserve">INSERT INTO </w:t>
+      </w:r>
+      <w:proofErr w:type="spellStart"/>
+      <w:r>
+        <w:rPr>
+          <w:rFonts w:ascii="Roboto Mono" w:hAnsi="Roboto Mono"/>
+        </w:rPr>
+        <w:t>LocalCustomers</w:t>
+      </w:r>
+      <w:proofErr w:type="spellEnd"/>
     </w:p>
     <w:p>
       <w:pPr>
@@ -3913,7 +4273,21 @@
         <w:rPr>
           <w:rFonts w:ascii="Roboto Mono" w:hAnsi="Roboto Mono"/>
         </w:rPr>
-        <w:t>FROM RemoteDatabase.Customers;</w:t>
+        <w:t xml:space="preserve">FROM </w:t>
+      </w:r>
+      <w:proofErr w:type="spellStart"/>
+      <w:r>
+        <w:rPr>
+          <w:rFonts w:ascii="Roboto Mono" w:hAnsi="Roboto Mono"/>
+        </w:rPr>
+        <w:t>RemoteDatabase.Customers</w:t>
+      </w:r>
+      <w:proofErr w:type="spellEnd"/>
+      <w:r>
+        <w:rPr>
+          <w:rFonts w:ascii="Roboto Mono" w:hAnsi="Roboto Mono"/>
+        </w:rPr>
+        <w:t>;</w:t>
       </w:r>
     </w:p>
     <w:p>
@@ -4030,6 +4404,7 @@
     <w:p>
       <w:r>
         <w:rPr>
+          <w:rFonts w:ascii="Arial" w:hAnsi="Arial" w:cs="Arial"/>
           <w:b/>
           <w:color w:val="000000"/>
           <w:sz w:val="18"/>
@@ -4039,14 +4414,36 @@
       </w:r>
       <w:r>
         <w:rPr>
-          <w:color w:val="000000"/>
-          <w:sz w:val="18"/>
-          <w:highlight w:val="lightGray"/>
-        </w:rPr>
-        <w:t xml:space="preserve">: Persons Table -&gt; ID Column: 1, Name_En Column: Motasem Essam] -&gt; </w:t>
-      </w:r>
-      <w:r>
-        <w:rPr>
+          <w:rFonts w:ascii="Arial" w:hAnsi="Arial" w:cs="Arial"/>
+          <w:color w:val="000000"/>
+          <w:sz w:val="18"/>
+          <w:highlight w:val="lightGray"/>
+        </w:rPr>
+        <w:t xml:space="preserve">: Persons Table -&gt; ID Column: 1, </w:t>
+      </w:r>
+      <w:proofErr w:type="spellStart"/>
+      <w:r>
+        <w:rPr>
+          <w:rFonts w:ascii="Arial" w:hAnsi="Arial" w:cs="Arial"/>
+          <w:color w:val="000000"/>
+          <w:sz w:val="18"/>
+          <w:highlight w:val="lightGray"/>
+        </w:rPr>
+        <w:t>Name_En</w:t>
+      </w:r>
+      <w:proofErr w:type="spellEnd"/>
+      <w:r>
+        <w:rPr>
+          <w:rFonts w:ascii="Arial" w:hAnsi="Arial" w:cs="Arial"/>
+          <w:color w:val="000000"/>
+          <w:sz w:val="18"/>
+          <w:highlight w:val="lightGray"/>
+        </w:rPr>
+        <w:t xml:space="preserve"> Column: Motasem Essam] -&gt; </w:t>
+      </w:r>
+      <w:r>
+        <w:rPr>
+          <w:rFonts w:ascii="Arial" w:hAnsi="Arial" w:cs="Arial"/>
           <w:b/>
           <w:color w:val="000000"/>
           <w:sz w:val="18"/>
@@ -4056,6 +4453,7 @@
       </w:r>
       <w:r>
         <w:rPr>
+          <w:rFonts w:ascii="Arial" w:hAnsi="Arial" w:cs="Arial"/>
           <w:color w:val="000000"/>
           <w:sz w:val="18"/>
           <w:highlight w:val="lightGray"/>
@@ -4064,6 +4462,7 @@
       </w:r>
       <w:r>
         <w:rPr>
+          <w:rFonts w:ascii="Arial" w:hAnsi="Arial" w:cs="Arial"/>
           <w:b/>
           <w:color w:val="000000"/>
           <w:sz w:val="18"/>
@@ -4073,6 +4472,7 @@
       </w:r>
       <w:r>
         <w:rPr>
+          <w:rFonts w:ascii="Arial" w:hAnsi="Arial" w:cs="Arial"/>
           <w:color w:val="000000"/>
           <w:sz w:val="18"/>
           <w:highlight w:val="lightGray"/>
@@ -4169,20 +4569,42 @@
         <w:rPr>
           <w:rFonts w:ascii="Roboto Mono" w:hAnsi="Roboto Mono"/>
         </w:rPr>
-        <w:t>INSERT INTO CustomerOrders</w:t>
-      </w:r>
-    </w:p>
-    <w:p>
-      <w:pPr>
-        <w:rPr>
-          <w:rFonts w:ascii="Roboto Mono" w:hAnsi="Roboto Mono"/>
-        </w:rPr>
-      </w:pPr>
-      <w:r>
-        <w:rPr>
-          <w:rFonts w:ascii="Roboto Mono" w:hAnsi="Roboto Mono"/>
-        </w:rPr>
-        <w:t>(CustomerName, OrderID)</w:t>
+        <w:t xml:space="preserve">INSERT INTO </w:t>
+      </w:r>
+      <w:proofErr w:type="spellStart"/>
+      <w:r>
+        <w:rPr>
+          <w:rFonts w:ascii="Roboto Mono" w:hAnsi="Roboto Mono"/>
+        </w:rPr>
+        <w:t>CustomerOrders</w:t>
+      </w:r>
+      <w:proofErr w:type="spellEnd"/>
+    </w:p>
+    <w:p>
+      <w:pPr>
+        <w:rPr>
+          <w:rFonts w:ascii="Roboto Mono" w:hAnsi="Roboto Mono"/>
+        </w:rPr>
+      </w:pPr>
+      <w:r>
+        <w:rPr>
+          <w:rFonts w:ascii="Roboto Mono" w:hAnsi="Roboto Mono"/>
+        </w:rPr>
+        <w:t>(</w:t>
+      </w:r>
+      <w:proofErr w:type="spellStart"/>
+      <w:r>
+        <w:rPr>
+          <w:rFonts w:ascii="Roboto Mono" w:hAnsi="Roboto Mono"/>
+        </w:rPr>
+        <w:t>CustomerName</w:t>
+      </w:r>
+      <w:proofErr w:type="spellEnd"/>
+      <w:r>
+        <w:rPr>
+          <w:rFonts w:ascii="Roboto Mono" w:hAnsi="Roboto Mono"/>
+        </w:rPr>
+        <w:t>, OrderID)</w:t>
       </w:r>
     </w:p>
     <w:p>
@@ -4208,21 +4630,43 @@
         <w:rPr>
           <w:rFonts w:ascii="Roboto Mono" w:hAnsi="Roboto Mono"/>
         </w:rPr>
-        <w:t xml:space="preserve">    Customers.Name,</w:t>
-      </w:r>
-    </w:p>
-    <w:p>
-      <w:pPr>
-        <w:rPr>
-          <w:rFonts w:ascii="Roboto Mono" w:hAnsi="Roboto Mono"/>
-        </w:rPr>
-      </w:pPr>
-      <w:r>
-        <w:rPr>
-          <w:rFonts w:ascii="Roboto Mono" w:hAnsi="Roboto Mono"/>
-        </w:rPr>
-        <w:t xml:space="preserve">    Orders.OrderID</w:t>
-      </w:r>
+        <w:t xml:space="preserve">    </w:t>
+      </w:r>
+      <w:proofErr w:type="spellStart"/>
+      <w:r>
+        <w:rPr>
+          <w:rFonts w:ascii="Roboto Mono" w:hAnsi="Roboto Mono"/>
+        </w:rPr>
+        <w:t>Customers.Name</w:t>
+      </w:r>
+      <w:proofErr w:type="spellEnd"/>
+      <w:r>
+        <w:rPr>
+          <w:rFonts w:ascii="Roboto Mono" w:hAnsi="Roboto Mono"/>
+        </w:rPr>
+        <w:t>,</w:t>
+      </w:r>
+    </w:p>
+    <w:p>
+      <w:pPr>
+        <w:rPr>
+          <w:rFonts w:ascii="Roboto Mono" w:hAnsi="Roboto Mono"/>
+        </w:rPr>
+      </w:pPr>
+      <w:r>
+        <w:rPr>
+          <w:rFonts w:ascii="Roboto Mono" w:hAnsi="Roboto Mono"/>
+        </w:rPr>
+        <w:t xml:space="preserve">    </w:t>
+      </w:r>
+      <w:proofErr w:type="spellStart"/>
+      <w:r>
+        <w:rPr>
+          <w:rFonts w:ascii="Roboto Mono" w:hAnsi="Roboto Mono"/>
+        </w:rPr>
+        <w:t>Orders.OrderID</w:t>
+      </w:r>
+      <w:proofErr w:type="spellEnd"/>
     </w:p>
     <w:p>
       <w:pPr>
@@ -4260,19 +4704,48 @@
         <w:rPr>
           <w:rFonts w:ascii="Roboto Mono" w:hAnsi="Roboto Mono"/>
         </w:rPr>
-        <w:t>ON Customers.CustomerID = Orders.CustomerID;</w:t>
-      </w:r>
-    </w:p>
-    <w:p>
-      <w:pPr>
-        <w:rPr>
-          <w:rFonts w:ascii="Roboto Mono" w:hAnsi="Roboto Mono"/>
-        </w:rPr>
-      </w:pPr>
-      <w:r>
-        <w:rPr>
-          <w:rFonts w:ascii="Roboto Mono" w:hAnsi="Roboto Mono"/>
-        </w:rPr>
+        <w:t xml:space="preserve">ON </w:t>
+      </w:r>
+      <w:proofErr w:type="spellStart"/>
+      <w:r>
+        <w:rPr>
+          <w:rFonts w:ascii="Roboto Mono" w:hAnsi="Roboto Mono"/>
+        </w:rPr>
+        <w:t>Customers.CustomerID</w:t>
+      </w:r>
+      <w:proofErr w:type="spellEnd"/>
+      <w:r>
+        <w:rPr>
+          <w:rFonts w:ascii="Roboto Mono" w:hAnsi="Roboto Mono"/>
+        </w:rPr>
+        <w:t xml:space="preserve"> = </w:t>
+      </w:r>
+      <w:proofErr w:type="spellStart"/>
+      <w:r>
+        <w:rPr>
+          <w:rFonts w:ascii="Roboto Mono" w:hAnsi="Roboto Mono"/>
+        </w:rPr>
+        <w:t>Orders.CustomerID</w:t>
+      </w:r>
+      <w:proofErr w:type="spellEnd"/>
+      <w:r>
+        <w:rPr>
+          <w:rFonts w:ascii="Roboto Mono" w:hAnsi="Roboto Mono"/>
+        </w:rPr>
+        <w:t>;</w:t>
+      </w:r>
+    </w:p>
+    <w:p>
+      <w:pPr>
+        <w:rPr>
+          <w:rFonts w:ascii="Roboto Mono" w:hAnsi="Roboto Mono"/>
+        </w:rPr>
+      </w:pPr>
+      <w:r>
+        <w:rPr>
+          <w:rFonts w:ascii="Roboto Mono" w:hAnsi="Roboto Mono"/>
+        </w:rPr>
+        <w:lastRenderedPageBreak/>
         <w:pict w14:anchorId="495C9287">
           <v:rect id="_x0000_i1044" style="width:0;height:1.5pt" o:hralign="center" o:hrstd="t" o:hr="t" fillcolor="#a0a0a0" stroked="f"/>
         </w:pict>
@@ -4385,6 +4858,7 @@
                 <w:bCs/>
               </w:rPr>
             </w:pPr>
+            <w:proofErr w:type="spellStart"/>
             <w:r>
               <w:rPr>
                 <w:rFonts w:ascii="Roboto Mono" w:hAnsi="Roboto Mono"/>
@@ -4393,6 +4867,7 @@
               </w:rPr>
               <w:t>CustomerName</w:t>
             </w:r>
+            <w:proofErr w:type="spellEnd"/>
           </w:p>
         </w:tc>
         <w:tc>
@@ -4668,33 +5143,69 @@
         <w:rPr>
           <w:rFonts w:ascii="Roboto Mono" w:hAnsi="Roboto Mono"/>
         </w:rPr>
-        <w:t>INSERT INTO CustomerNames</w:t>
-      </w:r>
-    </w:p>
-    <w:p>
-      <w:pPr>
-        <w:rPr>
-          <w:rFonts w:ascii="Roboto Mono" w:hAnsi="Roboto Mono"/>
-        </w:rPr>
-      </w:pPr>
-      <w:r>
-        <w:rPr>
-          <w:rFonts w:ascii="Roboto Mono" w:hAnsi="Roboto Mono"/>
-        </w:rPr>
-        <w:t>(CustomerID, Name)</w:t>
-      </w:r>
-    </w:p>
-    <w:p>
-      <w:pPr>
-        <w:rPr>
-          <w:rFonts w:ascii="Roboto Mono" w:hAnsi="Roboto Mono"/>
-        </w:rPr>
-      </w:pPr>
-      <w:r>
-        <w:rPr>
-          <w:rFonts w:ascii="Roboto Mono" w:hAnsi="Roboto Mono"/>
-        </w:rPr>
-        <w:t>SELECT CustomerID, Name</w:t>
+        <w:t xml:space="preserve">INSERT INTO </w:t>
+      </w:r>
+      <w:proofErr w:type="spellStart"/>
+      <w:r>
+        <w:rPr>
+          <w:rFonts w:ascii="Roboto Mono" w:hAnsi="Roboto Mono"/>
+        </w:rPr>
+        <w:t>CustomerNames</w:t>
+      </w:r>
+      <w:proofErr w:type="spellEnd"/>
+    </w:p>
+    <w:p>
+      <w:pPr>
+        <w:rPr>
+          <w:rFonts w:ascii="Roboto Mono" w:hAnsi="Roboto Mono"/>
+        </w:rPr>
+      </w:pPr>
+      <w:r>
+        <w:rPr>
+          <w:rFonts w:ascii="Roboto Mono" w:hAnsi="Roboto Mono"/>
+        </w:rPr>
+        <w:t>(</w:t>
+      </w:r>
+      <w:proofErr w:type="spellStart"/>
+      <w:r>
+        <w:rPr>
+          <w:rFonts w:ascii="Roboto Mono" w:hAnsi="Roboto Mono"/>
+        </w:rPr>
+        <w:t>CustomerID</w:t>
+      </w:r>
+      <w:proofErr w:type="spellEnd"/>
+      <w:r>
+        <w:rPr>
+          <w:rFonts w:ascii="Roboto Mono" w:hAnsi="Roboto Mono"/>
+        </w:rPr>
+        <w:t>, Name)</w:t>
+      </w:r>
+    </w:p>
+    <w:p>
+      <w:pPr>
+        <w:rPr>
+          <w:rFonts w:ascii="Roboto Mono" w:hAnsi="Roboto Mono"/>
+        </w:rPr>
+      </w:pPr>
+      <w:r>
+        <w:rPr>
+          <w:rFonts w:ascii="Roboto Mono" w:hAnsi="Roboto Mono"/>
+        </w:rPr>
+        <w:t xml:space="preserve">SELECT </w:t>
+      </w:r>
+      <w:proofErr w:type="spellStart"/>
+      <w:r>
+        <w:rPr>
+          <w:rFonts w:ascii="Roboto Mono" w:hAnsi="Roboto Mono"/>
+        </w:rPr>
+        <w:t>CustomerID</w:t>
+      </w:r>
+      <w:proofErr w:type="spellEnd"/>
+      <w:r>
+        <w:rPr>
+          <w:rFonts w:ascii="Roboto Mono" w:hAnsi="Roboto Mono"/>
+        </w:rPr>
+        <w:t>, Name</w:t>
       </w:r>
     </w:p>
     <w:p>
@@ -4754,6 +5265,7 @@
         <w:rPr>
           <w:noProof/>
         </w:rPr>
+        <w:lastRenderedPageBreak/>
         <w:drawing>
           <wp:inline distT="0" distB="0" distL="0" distR="0" wp14:anchorId="631E45A9" wp14:editId="1B6351B8">
             <wp:extent cx="5943600" cy="1075690"/>
@@ -4814,34 +5326,64 @@
         <w:rPr>
           <w:rFonts w:ascii="Roboto Mono" w:hAnsi="Roboto Mono"/>
         </w:rPr>
-        <w:t>INSERT INTO CustomerNames</w:t>
-      </w:r>
-    </w:p>
-    <w:p>
-      <w:pPr>
-        <w:rPr>
-          <w:rFonts w:ascii="Roboto Mono" w:hAnsi="Roboto Mono"/>
-        </w:rPr>
-      </w:pPr>
-      <w:r>
-        <w:rPr>
-          <w:rFonts w:ascii="Roboto Mono" w:hAnsi="Roboto Mono"/>
-        </w:rPr>
-        <w:t>(CustomerID, Name)</w:t>
-      </w:r>
-    </w:p>
-    <w:p>
-      <w:pPr>
-        <w:rPr>
-          <w:rFonts w:ascii="Roboto Mono" w:hAnsi="Roboto Mono"/>
-        </w:rPr>
-      </w:pPr>
-      <w:r>
-        <w:rPr>
-          <w:rFonts w:ascii="Roboto Mono" w:hAnsi="Roboto Mono"/>
-        </w:rPr>
-        <w:t>SELECT CustomerID</w:t>
-      </w:r>
+        <w:t xml:space="preserve">INSERT INTO </w:t>
+      </w:r>
+      <w:proofErr w:type="spellStart"/>
+      <w:r>
+        <w:rPr>
+          <w:rFonts w:ascii="Roboto Mono" w:hAnsi="Roboto Mono"/>
+        </w:rPr>
+        <w:t>CustomerNames</w:t>
+      </w:r>
+      <w:proofErr w:type="spellEnd"/>
+    </w:p>
+    <w:p>
+      <w:pPr>
+        <w:rPr>
+          <w:rFonts w:ascii="Roboto Mono" w:hAnsi="Roboto Mono"/>
+        </w:rPr>
+      </w:pPr>
+      <w:r>
+        <w:rPr>
+          <w:rFonts w:ascii="Roboto Mono" w:hAnsi="Roboto Mono"/>
+        </w:rPr>
+        <w:t>(</w:t>
+      </w:r>
+      <w:proofErr w:type="spellStart"/>
+      <w:r>
+        <w:rPr>
+          <w:rFonts w:ascii="Roboto Mono" w:hAnsi="Roboto Mono"/>
+        </w:rPr>
+        <w:t>CustomerID</w:t>
+      </w:r>
+      <w:proofErr w:type="spellEnd"/>
+      <w:r>
+        <w:rPr>
+          <w:rFonts w:ascii="Roboto Mono" w:hAnsi="Roboto Mono"/>
+        </w:rPr>
+        <w:t>, Name)</w:t>
+      </w:r>
+    </w:p>
+    <w:p>
+      <w:pPr>
+        <w:rPr>
+          <w:rFonts w:ascii="Roboto Mono" w:hAnsi="Roboto Mono"/>
+        </w:rPr>
+      </w:pPr>
+      <w:r>
+        <w:rPr>
+          <w:rFonts w:ascii="Roboto Mono" w:hAnsi="Roboto Mono"/>
+        </w:rPr>
+        <w:t xml:space="preserve">SELECT </w:t>
+      </w:r>
+      <w:proofErr w:type="spellStart"/>
+      <w:r>
+        <w:rPr>
+          <w:rFonts w:ascii="Roboto Mono" w:hAnsi="Roboto Mono"/>
+        </w:rPr>
+        <w:t>CustomerID</w:t>
+      </w:r>
+      <w:proofErr w:type="spellEnd"/>
     </w:p>
     <w:p>
       <w:pPr>
@@ -4918,6 +5460,7 @@
     <w:p>
       <w:r>
         <w:rPr>
+          <w:rFonts w:ascii="Arial" w:hAnsi="Arial" w:cs="Arial"/>
           <w:b/>
           <w:color w:val="000000"/>
           <w:sz w:val="18"/>
@@ -4927,14 +5470,36 @@
       </w:r>
       <w:r>
         <w:rPr>
-          <w:color w:val="000000"/>
-          <w:sz w:val="18"/>
-          <w:highlight w:val="lightGray"/>
-        </w:rPr>
-        <w:t xml:space="preserve">: Persons Table -&gt; ID Column: 1, Name_En Column: Motasem Essam] -&gt; </w:t>
-      </w:r>
-      <w:r>
-        <w:rPr>
+          <w:rFonts w:ascii="Arial" w:hAnsi="Arial" w:cs="Arial"/>
+          <w:color w:val="000000"/>
+          <w:sz w:val="18"/>
+          <w:highlight w:val="lightGray"/>
+        </w:rPr>
+        <w:t xml:space="preserve">: Persons Table -&gt; ID Column: 1, </w:t>
+      </w:r>
+      <w:proofErr w:type="spellStart"/>
+      <w:r>
+        <w:rPr>
+          <w:rFonts w:ascii="Arial" w:hAnsi="Arial" w:cs="Arial"/>
+          <w:color w:val="000000"/>
+          <w:sz w:val="18"/>
+          <w:highlight w:val="lightGray"/>
+        </w:rPr>
+        <w:t>Name_En</w:t>
+      </w:r>
+      <w:proofErr w:type="spellEnd"/>
+      <w:r>
+        <w:rPr>
+          <w:rFonts w:ascii="Arial" w:hAnsi="Arial" w:cs="Arial"/>
+          <w:color w:val="000000"/>
+          <w:sz w:val="18"/>
+          <w:highlight w:val="lightGray"/>
+        </w:rPr>
+        <w:t xml:space="preserve"> Column: Motasem Essam] -&gt; </w:t>
+      </w:r>
+      <w:r>
+        <w:rPr>
+          <w:rFonts w:ascii="Arial" w:hAnsi="Arial" w:cs="Arial"/>
           <w:b/>
           <w:color w:val="000000"/>
           <w:sz w:val="18"/>
@@ -4944,6 +5509,7 @@
       </w:r>
       <w:r>
         <w:rPr>
+          <w:rFonts w:ascii="Arial" w:hAnsi="Arial" w:cs="Arial"/>
           <w:color w:val="000000"/>
           <w:sz w:val="18"/>
           <w:highlight w:val="lightGray"/>
@@ -4952,6 +5518,7 @@
       </w:r>
       <w:r>
         <w:rPr>
+          <w:rFonts w:ascii="Arial" w:hAnsi="Arial" w:cs="Arial"/>
           <w:b/>
           <w:color w:val="000000"/>
           <w:sz w:val="18"/>
@@ -4961,6 +5528,7 @@
       </w:r>
       <w:r>
         <w:rPr>
+          <w:rFonts w:ascii="Arial" w:hAnsi="Arial" w:cs="Arial"/>
           <w:color w:val="000000"/>
           <w:sz w:val="18"/>
           <w:highlight w:val="lightGray"/>
@@ -5047,7 +5615,21 @@
           <w:rFonts w:ascii="Roboto Mono" w:hAnsi="Roboto Mono"/>
         </w:rPr>
         <w:br/>
-        <w:t xml:space="preserve">    CustomerID INT PRIMARY KEY,</w:t>
+        <w:t xml:space="preserve">    </w:t>
+      </w:r>
+      <w:proofErr w:type="spellStart"/>
+      <w:r>
+        <w:rPr>
+          <w:rFonts w:ascii="Roboto Mono" w:hAnsi="Roboto Mono"/>
+        </w:rPr>
+        <w:t>CustomerID</w:t>
+      </w:r>
+      <w:proofErr w:type="spellEnd"/>
+      <w:r>
+        <w:rPr>
+          <w:rFonts w:ascii="Roboto Mono" w:hAnsi="Roboto Mono"/>
+        </w:rPr>
+        <w:t xml:space="preserve"> INT PRIMARY KEY,</w:t>
       </w:r>
       <w:r>
         <w:rPr>
@@ -5106,6 +5688,7 @@
     <w:p>
       <w:r>
         <w:rPr>
+          <w:rFonts w:ascii="Arial" w:hAnsi="Arial" w:cs="Arial"/>
           <w:b/>
           <w:color w:val="000000"/>
           <w:sz w:val="18"/>
@@ -5115,14 +5698,36 @@
       </w:r>
       <w:r>
         <w:rPr>
-          <w:color w:val="000000"/>
-          <w:sz w:val="18"/>
-          <w:highlight w:val="lightGray"/>
-        </w:rPr>
-        <w:t xml:space="preserve">: Persons Table -&gt; ID Column: 1, Name_En Column: Motasem Essam] -&gt; </w:t>
-      </w:r>
-      <w:r>
-        <w:rPr>
+          <w:rFonts w:ascii="Arial" w:hAnsi="Arial" w:cs="Arial"/>
+          <w:color w:val="000000"/>
+          <w:sz w:val="18"/>
+          <w:highlight w:val="lightGray"/>
+        </w:rPr>
+        <w:t xml:space="preserve">: Persons Table -&gt; ID Column: 1, </w:t>
+      </w:r>
+      <w:proofErr w:type="spellStart"/>
+      <w:r>
+        <w:rPr>
+          <w:rFonts w:ascii="Arial" w:hAnsi="Arial" w:cs="Arial"/>
+          <w:color w:val="000000"/>
+          <w:sz w:val="18"/>
+          <w:highlight w:val="lightGray"/>
+        </w:rPr>
+        <w:t>Name_En</w:t>
+      </w:r>
+      <w:proofErr w:type="spellEnd"/>
+      <w:r>
+        <w:rPr>
+          <w:rFonts w:ascii="Arial" w:hAnsi="Arial" w:cs="Arial"/>
+          <w:color w:val="000000"/>
+          <w:sz w:val="18"/>
+          <w:highlight w:val="lightGray"/>
+        </w:rPr>
+        <w:t xml:space="preserve"> Column: Motasem Essam] -&gt; </w:t>
+      </w:r>
+      <w:r>
+        <w:rPr>
+          <w:rFonts w:ascii="Arial" w:hAnsi="Arial" w:cs="Arial"/>
           <w:b/>
           <w:color w:val="000000"/>
           <w:sz w:val="18"/>
@@ -5132,6 +5737,7 @@
       </w:r>
       <w:r>
         <w:rPr>
+          <w:rFonts w:ascii="Arial" w:hAnsi="Arial" w:cs="Arial"/>
           <w:color w:val="000000"/>
           <w:sz w:val="18"/>
           <w:highlight w:val="lightGray"/>
@@ -5140,6 +5746,7 @@
       </w:r>
       <w:r>
         <w:rPr>
+          <w:rFonts w:ascii="Arial" w:hAnsi="Arial" w:cs="Arial"/>
           <w:b/>
           <w:color w:val="000000"/>
           <w:sz w:val="18"/>
@@ -5149,6 +5756,7 @@
       </w:r>
       <w:r>
         <w:rPr>
+          <w:rFonts w:ascii="Arial" w:hAnsi="Arial" w:cs="Arial"/>
           <w:color w:val="000000"/>
           <w:sz w:val="18"/>
           <w:highlight w:val="lightGray"/>
@@ -5168,6 +5776,7 @@
         <w:rPr>
           <w:noProof/>
         </w:rPr>
+        <w:lastRenderedPageBreak/>
         <w:drawing>
           <wp:inline distT="0" distB="0" distL="0" distR="0" wp14:anchorId="5CB1C77D" wp14:editId="2B3EFD9F">
             <wp:extent cx="5943600" cy="1570355"/>
@@ -5235,7 +5844,21 @@
           <w:rFonts w:ascii="Roboto Mono" w:hAnsi="Roboto Mono"/>
         </w:rPr>
         <w:br/>
-        <w:t>(CustomerID, Name, City)</w:t>
+        <w:t>(</w:t>
+      </w:r>
+      <w:proofErr w:type="spellStart"/>
+      <w:r>
+        <w:rPr>
+          <w:rFonts w:ascii="Roboto Mono" w:hAnsi="Roboto Mono"/>
+        </w:rPr>
+        <w:t>CustomerID</w:t>
+      </w:r>
+      <w:proofErr w:type="spellEnd"/>
+      <w:r>
+        <w:rPr>
+          <w:rFonts w:ascii="Roboto Mono" w:hAnsi="Roboto Mono"/>
+        </w:rPr>
+        <w:t>, Name, City)</w:t>
       </w:r>
       <w:r>
         <w:rPr>
@@ -5319,6 +5942,7 @@
     <w:p>
       <w:r>
         <w:rPr>
+          <w:rFonts w:ascii="Arial" w:hAnsi="Arial" w:cs="Arial"/>
           <w:b/>
           <w:color w:val="000000"/>
           <w:sz w:val="18"/>
@@ -5328,14 +5952,36 @@
       </w:r>
       <w:r>
         <w:rPr>
-          <w:color w:val="000000"/>
-          <w:sz w:val="18"/>
-          <w:highlight w:val="lightGray"/>
-        </w:rPr>
-        <w:t xml:space="preserve">: Persons Table -&gt; ID Column: 1, Name_En Column: Motasem Essam] -&gt; </w:t>
-      </w:r>
-      <w:r>
-        <w:rPr>
+          <w:rFonts w:ascii="Arial" w:hAnsi="Arial" w:cs="Arial"/>
+          <w:color w:val="000000"/>
+          <w:sz w:val="18"/>
+          <w:highlight w:val="lightGray"/>
+        </w:rPr>
+        <w:t xml:space="preserve">: Persons Table -&gt; ID Column: 1, </w:t>
+      </w:r>
+      <w:proofErr w:type="spellStart"/>
+      <w:r>
+        <w:rPr>
+          <w:rFonts w:ascii="Arial" w:hAnsi="Arial" w:cs="Arial"/>
+          <w:color w:val="000000"/>
+          <w:sz w:val="18"/>
+          <w:highlight w:val="lightGray"/>
+        </w:rPr>
+        <w:t>Name_En</w:t>
+      </w:r>
+      <w:proofErr w:type="spellEnd"/>
+      <w:r>
+        <w:rPr>
+          <w:rFonts w:ascii="Arial" w:hAnsi="Arial" w:cs="Arial"/>
+          <w:color w:val="000000"/>
+          <w:sz w:val="18"/>
+          <w:highlight w:val="lightGray"/>
+        </w:rPr>
+        <w:t xml:space="preserve"> Column: Motasem Essam] -&gt; </w:t>
+      </w:r>
+      <w:r>
+        <w:rPr>
+          <w:rFonts w:ascii="Arial" w:hAnsi="Arial" w:cs="Arial"/>
           <w:b/>
           <w:color w:val="000000"/>
           <w:sz w:val="18"/>
@@ -5345,6 +5991,7 @@
       </w:r>
       <w:r>
         <w:rPr>
+          <w:rFonts w:ascii="Arial" w:hAnsi="Arial" w:cs="Arial"/>
           <w:color w:val="000000"/>
           <w:sz w:val="18"/>
           <w:highlight w:val="lightGray"/>
@@ -5353,6 +6000,7 @@
       </w:r>
       <w:r>
         <w:rPr>
+          <w:rFonts w:ascii="Arial" w:hAnsi="Arial" w:cs="Arial"/>
           <w:b/>
           <w:color w:val="000000"/>
           <w:sz w:val="18"/>
@@ -5362,6 +6010,7 @@
       </w:r>
       <w:r>
         <w:rPr>
+          <w:rFonts w:ascii="Arial" w:hAnsi="Arial" w:cs="Arial"/>
           <w:color w:val="000000"/>
           <w:sz w:val="18"/>
           <w:highlight w:val="lightGray"/>
@@ -5379,14 +6028,42 @@
         <w:rPr>
           <w:rFonts w:ascii="Roboto Mono" w:hAnsi="Roboto Mono"/>
         </w:rPr>
-        <w:t>CREATE TABLE CustomersBackup (</w:t>
+        <w:t xml:space="preserve">CREATE TABLE </w:t>
+      </w:r>
+      <w:proofErr w:type="spellStart"/>
+      <w:r>
+        <w:rPr>
+          <w:rFonts w:ascii="Roboto Mono" w:hAnsi="Roboto Mono"/>
+        </w:rPr>
+        <w:t>CustomersBackup</w:t>
+      </w:r>
+      <w:proofErr w:type="spellEnd"/>
+      <w:r>
+        <w:rPr>
+          <w:rFonts w:ascii="Roboto Mono" w:hAnsi="Roboto Mono"/>
+        </w:rPr>
+        <w:t xml:space="preserve"> (</w:t>
       </w:r>
       <w:r>
         <w:rPr>
           <w:rFonts w:ascii="Roboto Mono" w:hAnsi="Roboto Mono"/>
         </w:rPr>
         <w:br/>
-        <w:t xml:space="preserve">    CustomerID INT,</w:t>
+        <w:t xml:space="preserve">    </w:t>
+      </w:r>
+      <w:proofErr w:type="spellStart"/>
+      <w:r>
+        <w:rPr>
+          <w:rFonts w:ascii="Roboto Mono" w:hAnsi="Roboto Mono"/>
+        </w:rPr>
+        <w:t>CustomerID</w:t>
+      </w:r>
+      <w:proofErr w:type="spellEnd"/>
+      <w:r>
+        <w:rPr>
+          <w:rFonts w:ascii="Roboto Mono" w:hAnsi="Roboto Mono"/>
+        </w:rPr>
+        <w:t xml:space="preserve"> INT,</w:t>
       </w:r>
       <w:r>
         <w:rPr>
@@ -5445,6 +6122,7 @@
     <w:p>
       <w:r>
         <w:rPr>
+          <w:rFonts w:ascii="Arial" w:hAnsi="Arial" w:cs="Arial"/>
           <w:b/>
           <w:color w:val="000000"/>
           <w:sz w:val="18"/>
@@ -5454,14 +6132,36 @@
       </w:r>
       <w:r>
         <w:rPr>
-          <w:color w:val="000000"/>
-          <w:sz w:val="18"/>
-          <w:highlight w:val="lightGray"/>
-        </w:rPr>
-        <w:t xml:space="preserve">: Persons Table -&gt; ID Column: 1, Name_En Column: Motasem Essam] -&gt; </w:t>
-      </w:r>
-      <w:r>
-        <w:rPr>
+          <w:rFonts w:ascii="Arial" w:hAnsi="Arial" w:cs="Arial"/>
+          <w:color w:val="000000"/>
+          <w:sz w:val="18"/>
+          <w:highlight w:val="lightGray"/>
+        </w:rPr>
+        <w:t xml:space="preserve">: Persons Table -&gt; ID Column: 1, </w:t>
+      </w:r>
+      <w:proofErr w:type="spellStart"/>
+      <w:r>
+        <w:rPr>
+          <w:rFonts w:ascii="Arial" w:hAnsi="Arial" w:cs="Arial"/>
+          <w:color w:val="000000"/>
+          <w:sz w:val="18"/>
+          <w:highlight w:val="lightGray"/>
+        </w:rPr>
+        <w:t>Name_En</w:t>
+      </w:r>
+      <w:proofErr w:type="spellEnd"/>
+      <w:r>
+        <w:rPr>
+          <w:rFonts w:ascii="Arial" w:hAnsi="Arial" w:cs="Arial"/>
+          <w:color w:val="000000"/>
+          <w:sz w:val="18"/>
+          <w:highlight w:val="lightGray"/>
+        </w:rPr>
+        <w:t xml:space="preserve"> Column: Motasem Essam] -&gt; </w:t>
+      </w:r>
+      <w:r>
+        <w:rPr>
+          <w:rFonts w:ascii="Arial" w:hAnsi="Arial" w:cs="Arial"/>
           <w:b/>
           <w:color w:val="000000"/>
           <w:sz w:val="18"/>
@@ -5471,6 +6171,7 @@
       </w:r>
       <w:r>
         <w:rPr>
+          <w:rFonts w:ascii="Arial" w:hAnsi="Arial" w:cs="Arial"/>
           <w:color w:val="000000"/>
           <w:sz w:val="18"/>
           <w:highlight w:val="lightGray"/>
@@ -5479,6 +6180,7 @@
       </w:r>
       <w:r>
         <w:rPr>
+          <w:rFonts w:ascii="Arial" w:hAnsi="Arial" w:cs="Arial"/>
           <w:b/>
           <w:color w:val="000000"/>
           <w:sz w:val="18"/>
@@ -5488,6 +6190,7 @@
       </w:r>
       <w:r>
         <w:rPr>
+          <w:rFonts w:ascii="Arial" w:hAnsi="Arial" w:cs="Arial"/>
           <w:color w:val="000000"/>
           <w:sz w:val="18"/>
           <w:highlight w:val="lightGray"/>
@@ -5505,8 +6208,16 @@
         <w:rPr>
           <w:rFonts w:ascii="Roboto Mono" w:hAnsi="Roboto Mono"/>
         </w:rPr>
-        <w:t>INSERT INTO CustomersBackup</w:t>
-      </w:r>
+        <w:t xml:space="preserve">INSERT INTO </w:t>
+      </w:r>
+      <w:proofErr w:type="spellStart"/>
+      <w:r>
+        <w:rPr>
+          <w:rFonts w:ascii="Roboto Mono" w:hAnsi="Roboto Mono"/>
+        </w:rPr>
+        <w:t>CustomersBackup</w:t>
+      </w:r>
+      <w:proofErr w:type="spellEnd"/>
       <w:r>
         <w:rPr>
           <w:rFonts w:ascii="Roboto Mono" w:hAnsi="Roboto Mono"/>
@@ -5542,6 +6253,7 @@
         <w:pStyle w:val="Heading2"/>
       </w:pPr>
       <w:r>
+        <w:lastRenderedPageBreak/>
         <w:t>Real Example</w:t>
       </w:r>
     </w:p>
@@ -5574,16 +6286,24 @@
       </w:r>
     </w:p>
     <w:p>
-      <w:r>
-        <w:rPr>
+      <w:pPr>
+        <w:rPr>
+          <w:rFonts w:ascii="Arial" w:hAnsi="Arial" w:cs="Arial"/>
+        </w:rPr>
+      </w:pPr>
+      <w:r>
+        <w:rPr>
+          <w:rFonts w:ascii="Arial" w:hAnsi="Arial" w:cs="Arial"/>
           <w:b/>
           <w:sz w:val="18"/>
           <w:highlight w:val="lightGray"/>
         </w:rPr>
         <w:t xml:space="preserve"># Source: </w:t>
       </w:r>
-      <w:r>
-        <w:rPr>
+      <w:proofErr w:type="spellStart"/>
+      <w:r>
+        <w:rPr>
+          <w:rFonts w:ascii="Arial" w:hAnsi="Arial" w:cs="Arial"/>
           <w:b/>
           <w:color w:val="000000"/>
           <w:sz w:val="18"/>
@@ -5591,8 +6311,10 @@
         </w:rPr>
         <w:t>ScreenShot</w:t>
       </w:r>
-      <w:r>
-        <w:rPr>
+      <w:proofErr w:type="spellEnd"/>
+      <w:r>
+        <w:rPr>
+          <w:rFonts w:ascii="Arial" w:hAnsi="Arial" w:cs="Arial"/>
           <w:sz w:val="18"/>
           <w:highlight w:val="lightGray"/>
         </w:rPr>
@@ -5600,6 +6322,7 @@
       </w:r>
       <w:r>
         <w:rPr>
+          <w:rFonts w:ascii="Arial" w:hAnsi="Arial" w:cs="Arial"/>
           <w:b/>
           <w:sz w:val="18"/>
           <w:highlight w:val="lightGray"/>
@@ -5608,6 +6331,7 @@
       </w:r>
       <w:r>
         <w:rPr>
+          <w:rFonts w:ascii="Arial" w:hAnsi="Arial" w:cs="Arial"/>
           <w:sz w:val="18"/>
           <w:highlight w:val="lightGray"/>
         </w:rPr>
@@ -5615,6 +6339,7 @@
       </w:r>
       <w:r>
         <w:rPr>
+          <w:rFonts w:ascii="Arial" w:hAnsi="Arial" w:cs="Arial"/>
           <w:b/>
           <w:sz w:val="18"/>
           <w:highlight w:val="lightGray"/>
@@ -5623,13 +6348,33 @@
       </w:r>
       <w:r>
         <w:rPr>
-          <w:sz w:val="18"/>
-          <w:highlight w:val="lightGray"/>
-        </w:rPr>
-        <w:t xml:space="preserve"> [Persons Table -&gt; ID Column: 1, Name_En Column: Motasem Essam] -&gt; </w:t>
-      </w:r>
-      <w:r>
-        <w:rPr>
+          <w:rFonts w:ascii="Arial" w:hAnsi="Arial" w:cs="Arial"/>
+          <w:sz w:val="18"/>
+          <w:highlight w:val="lightGray"/>
+        </w:rPr>
+        <w:t xml:space="preserve"> [Persons Table -&gt; ID Column: 1, </w:t>
+      </w:r>
+      <w:proofErr w:type="spellStart"/>
+      <w:r>
+        <w:rPr>
+          <w:rFonts w:ascii="Arial" w:hAnsi="Arial" w:cs="Arial"/>
+          <w:sz w:val="18"/>
+          <w:highlight w:val="lightGray"/>
+        </w:rPr>
+        <w:t>Name_En</w:t>
+      </w:r>
+      <w:proofErr w:type="spellEnd"/>
+      <w:r>
+        <w:rPr>
+          <w:rFonts w:ascii="Arial" w:hAnsi="Arial" w:cs="Arial"/>
+          <w:sz w:val="18"/>
+          <w:highlight w:val="lightGray"/>
+        </w:rPr>
+        <w:t xml:space="preserve"> Column: Motasem Essam] -&gt; </w:t>
+      </w:r>
+      <w:r>
+        <w:rPr>
+          <w:rFonts w:ascii="Arial" w:hAnsi="Arial" w:cs="Arial"/>
           <w:b/>
           <w:sz w:val="18"/>
           <w:highlight w:val="lightGray"/>
@@ -5638,13 +6383,33 @@
       </w:r>
       <w:r>
         <w:rPr>
-          <w:sz w:val="18"/>
-          <w:highlight w:val="lightGray"/>
-        </w:rPr>
-        <w:t xml:space="preserve"> [Automation Table -&gt; ID Column: 16, Name_En Column: Screen Capture] -&gt; </w:t>
-      </w:r>
-      <w:r>
-        <w:rPr>
+          <w:rFonts w:ascii="Arial" w:hAnsi="Arial" w:cs="Arial"/>
+          <w:sz w:val="18"/>
+          <w:highlight w:val="lightGray"/>
+        </w:rPr>
+        <w:t xml:space="preserve"> [Automation Table -&gt; ID Column: 16, </w:t>
+      </w:r>
+      <w:proofErr w:type="spellStart"/>
+      <w:r>
+        <w:rPr>
+          <w:rFonts w:ascii="Arial" w:hAnsi="Arial" w:cs="Arial"/>
+          <w:sz w:val="18"/>
+          <w:highlight w:val="lightGray"/>
+        </w:rPr>
+        <w:t>Name_En</w:t>
+      </w:r>
+      <w:proofErr w:type="spellEnd"/>
+      <w:r>
+        <w:rPr>
+          <w:rFonts w:ascii="Arial" w:hAnsi="Arial" w:cs="Arial"/>
+          <w:sz w:val="18"/>
+          <w:highlight w:val="lightGray"/>
+        </w:rPr>
+        <w:t xml:space="preserve"> Column: Screen Capture] -&gt; </w:t>
+      </w:r>
+      <w:r>
+        <w:rPr>
+          <w:rFonts w:ascii="Arial" w:hAnsi="Arial" w:cs="Arial"/>
           <w:b/>
           <w:color w:val="000000"/>
           <w:sz w:val="18"/>
@@ -5654,14 +6419,36 @@
       </w:r>
       <w:r>
         <w:rPr>
-          <w:color w:val="000000"/>
-          <w:sz w:val="18"/>
-          <w:highlight w:val="lightGray"/>
-        </w:rPr>
-        <w:t>[Operating System: Wampserver64 -&gt; phpmyadmin]</w:t>
-      </w:r>
-      <w:r>
-        <w:rPr>
+          <w:rFonts w:ascii="Arial" w:hAnsi="Arial" w:cs="Arial"/>
+          <w:color w:val="000000"/>
+          <w:sz w:val="18"/>
+          <w:highlight w:val="lightGray"/>
+        </w:rPr>
+        <w:t xml:space="preserve">[Operating System: Wampserver64 -&gt; </w:t>
+      </w:r>
+      <w:proofErr w:type="spellStart"/>
+      <w:r>
+        <w:rPr>
+          <w:rFonts w:ascii="Arial" w:hAnsi="Arial" w:cs="Arial"/>
+          <w:color w:val="000000"/>
+          <w:sz w:val="18"/>
+          <w:highlight w:val="lightGray"/>
+        </w:rPr>
+        <w:t>phpmyadmin</w:t>
+      </w:r>
+      <w:proofErr w:type="spellEnd"/>
+      <w:r>
+        <w:rPr>
+          <w:rFonts w:ascii="Arial" w:hAnsi="Arial" w:cs="Arial"/>
+          <w:color w:val="000000"/>
+          <w:sz w:val="18"/>
+          <w:highlight w:val="lightGray"/>
+        </w:rPr>
+        <w:t>]</w:t>
+      </w:r>
+      <w:r>
+        <w:rPr>
+          <w:rFonts w:ascii="Arial" w:hAnsi="Arial" w:cs="Arial"/>
           <w:sz w:val="18"/>
           <w:highlight w:val="lightGray"/>
         </w:rPr>
@@ -5669,6 +6456,7 @@
       </w:r>
       <w:r>
         <w:rPr>
+          <w:rFonts w:ascii="Arial" w:hAnsi="Arial" w:cs="Arial"/>
           <w:b/>
           <w:sz w:val="18"/>
           <w:highlight w:val="lightGray"/>
@@ -5677,6 +6465,7 @@
       </w:r>
       <w:r>
         <w:rPr>
+          <w:rFonts w:ascii="Arial" w:hAnsi="Arial" w:cs="Arial"/>
           <w:sz w:val="18"/>
           <w:highlight w:val="lightGray"/>
         </w:rPr>
@@ -5766,7 +6555,21 @@
         <w:rPr>
           <w:rFonts w:ascii="Roboto Mono" w:hAnsi="Roboto Mono"/>
         </w:rPr>
-        <w:t xml:space="preserve">    CustomerID INT PRIMARY KEY,</w:t>
+        <w:t xml:space="preserve">    </w:t>
+      </w:r>
+      <w:proofErr w:type="spellStart"/>
+      <w:r>
+        <w:rPr>
+          <w:rFonts w:ascii="Roboto Mono" w:hAnsi="Roboto Mono"/>
+        </w:rPr>
+        <w:t>CustomerID</w:t>
+      </w:r>
+      <w:proofErr w:type="spellEnd"/>
+      <w:r>
+        <w:rPr>
+          <w:rFonts w:ascii="Roboto Mono" w:hAnsi="Roboto Mono"/>
+        </w:rPr>
+        <w:t xml:space="preserve"> INT PRIMARY KEY,</w:t>
       </w:r>
     </w:p>
     <w:p>
@@ -5893,14 +6696,17 @@
       </w:pPr>
       <w:r>
         <w:rPr>
+          <w:rFonts w:ascii="Arial" w:hAnsi="Arial" w:cs="Arial"/>
           <w:b/>
           <w:sz w:val="18"/>
           <w:highlight w:val="lightGray"/>
         </w:rPr>
         <w:t xml:space="preserve"># Source: </w:t>
       </w:r>
-      <w:r>
-        <w:rPr>
+      <w:proofErr w:type="spellStart"/>
+      <w:r>
+        <w:rPr>
+          <w:rFonts w:ascii="Arial" w:hAnsi="Arial" w:cs="Arial"/>
           <w:b/>
           <w:color w:val="000000"/>
           <w:sz w:val="18"/>
@@ -5908,8 +6714,10 @@
         </w:rPr>
         <w:t>ScreenShot</w:t>
       </w:r>
-      <w:r>
-        <w:rPr>
+      <w:proofErr w:type="spellEnd"/>
+      <w:r>
+        <w:rPr>
+          <w:rFonts w:ascii="Arial" w:hAnsi="Arial" w:cs="Arial"/>
           <w:sz w:val="18"/>
           <w:highlight w:val="lightGray"/>
         </w:rPr>
@@ -5917,6 +6725,7 @@
       </w:r>
       <w:r>
         <w:rPr>
+          <w:rFonts w:ascii="Arial" w:hAnsi="Arial" w:cs="Arial"/>
           <w:b/>
           <w:sz w:val="18"/>
           <w:highlight w:val="lightGray"/>
@@ -5925,6 +6734,7 @@
       </w:r>
       <w:r>
         <w:rPr>
+          <w:rFonts w:ascii="Arial" w:hAnsi="Arial" w:cs="Arial"/>
           <w:sz w:val="18"/>
           <w:highlight w:val="lightGray"/>
         </w:rPr>
@@ -5932,6 +6742,7 @@
       </w:r>
       <w:r>
         <w:rPr>
+          <w:rFonts w:ascii="Arial" w:hAnsi="Arial" w:cs="Arial"/>
           <w:b/>
           <w:sz w:val="18"/>
           <w:highlight w:val="lightGray"/>
@@ -5940,13 +6751,33 @@
       </w:r>
       <w:r>
         <w:rPr>
-          <w:sz w:val="18"/>
-          <w:highlight w:val="lightGray"/>
-        </w:rPr>
-        <w:t xml:space="preserve"> [Persons Table -&gt; ID Column: 1, Name_En Column: Motasem Essam] -&gt; </w:t>
-      </w:r>
-      <w:r>
-        <w:rPr>
+          <w:rFonts w:ascii="Arial" w:hAnsi="Arial" w:cs="Arial"/>
+          <w:sz w:val="18"/>
+          <w:highlight w:val="lightGray"/>
+        </w:rPr>
+        <w:t xml:space="preserve"> [Persons Table -&gt; ID Column: 1, </w:t>
+      </w:r>
+      <w:proofErr w:type="spellStart"/>
+      <w:r>
+        <w:rPr>
+          <w:rFonts w:ascii="Arial" w:hAnsi="Arial" w:cs="Arial"/>
+          <w:sz w:val="18"/>
+          <w:highlight w:val="lightGray"/>
+        </w:rPr>
+        <w:t>Name_En</w:t>
+      </w:r>
+      <w:proofErr w:type="spellEnd"/>
+      <w:r>
+        <w:rPr>
+          <w:rFonts w:ascii="Arial" w:hAnsi="Arial" w:cs="Arial"/>
+          <w:sz w:val="18"/>
+          <w:highlight w:val="lightGray"/>
+        </w:rPr>
+        <w:t xml:space="preserve"> Column: Motasem Essam] -&gt; </w:t>
+      </w:r>
+      <w:r>
+        <w:rPr>
+          <w:rFonts w:ascii="Arial" w:hAnsi="Arial" w:cs="Arial"/>
           <w:b/>
           <w:sz w:val="18"/>
           <w:highlight w:val="lightGray"/>
@@ -5955,13 +6786,33 @@
       </w:r>
       <w:r>
         <w:rPr>
-          <w:sz w:val="18"/>
-          <w:highlight w:val="lightGray"/>
-        </w:rPr>
-        <w:t xml:space="preserve"> [Automation Table -&gt; ID Column: 16, Name_En Column: Screen Capture] -&gt; </w:t>
-      </w:r>
-      <w:r>
-        <w:rPr>
+          <w:rFonts w:ascii="Arial" w:hAnsi="Arial" w:cs="Arial"/>
+          <w:sz w:val="18"/>
+          <w:highlight w:val="lightGray"/>
+        </w:rPr>
+        <w:t xml:space="preserve"> [Automation Table -&gt; ID Column: 16, </w:t>
+      </w:r>
+      <w:proofErr w:type="spellStart"/>
+      <w:r>
+        <w:rPr>
+          <w:rFonts w:ascii="Arial" w:hAnsi="Arial" w:cs="Arial"/>
+          <w:sz w:val="18"/>
+          <w:highlight w:val="lightGray"/>
+        </w:rPr>
+        <w:t>Name_En</w:t>
+      </w:r>
+      <w:proofErr w:type="spellEnd"/>
+      <w:r>
+        <w:rPr>
+          <w:rFonts w:ascii="Arial" w:hAnsi="Arial" w:cs="Arial"/>
+          <w:sz w:val="18"/>
+          <w:highlight w:val="lightGray"/>
+        </w:rPr>
+        <w:t xml:space="preserve"> Column: Screen Capture] -&gt; </w:t>
+      </w:r>
+      <w:r>
+        <w:rPr>
+          <w:rFonts w:ascii="Arial" w:hAnsi="Arial" w:cs="Arial"/>
           <w:b/>
           <w:color w:val="000000"/>
           <w:sz w:val="18"/>
@@ -5971,14 +6822,36 @@
       </w:r>
       <w:r>
         <w:rPr>
-          <w:color w:val="000000"/>
-          <w:sz w:val="18"/>
-          <w:highlight w:val="lightGray"/>
-        </w:rPr>
-        <w:t>[Operating System: Wampserver64 -&gt; phpmyadmin]</w:t>
-      </w:r>
-      <w:r>
-        <w:rPr>
+          <w:rFonts w:ascii="Arial" w:hAnsi="Arial" w:cs="Arial"/>
+          <w:color w:val="000000"/>
+          <w:sz w:val="18"/>
+          <w:highlight w:val="lightGray"/>
+        </w:rPr>
+        <w:t xml:space="preserve">[Operating System: Wampserver64 -&gt; </w:t>
+      </w:r>
+      <w:proofErr w:type="spellStart"/>
+      <w:r>
+        <w:rPr>
+          <w:rFonts w:ascii="Arial" w:hAnsi="Arial" w:cs="Arial"/>
+          <w:color w:val="000000"/>
+          <w:sz w:val="18"/>
+          <w:highlight w:val="lightGray"/>
+        </w:rPr>
+        <w:t>phpmyadmin</w:t>
+      </w:r>
+      <w:proofErr w:type="spellEnd"/>
+      <w:r>
+        <w:rPr>
+          <w:rFonts w:ascii="Arial" w:hAnsi="Arial" w:cs="Arial"/>
+          <w:color w:val="000000"/>
+          <w:sz w:val="18"/>
+          <w:highlight w:val="lightGray"/>
+        </w:rPr>
+        <w:t>]</w:t>
+      </w:r>
+      <w:r>
+        <w:rPr>
+          <w:rFonts w:ascii="Arial" w:hAnsi="Arial" w:cs="Arial"/>
           <w:sz w:val="18"/>
           <w:highlight w:val="lightGray"/>
         </w:rPr>
@@ -5986,6 +6859,7 @@
       </w:r>
       <w:r>
         <w:rPr>
+          <w:rFonts w:ascii="Arial" w:hAnsi="Arial" w:cs="Arial"/>
           <w:b/>
           <w:sz w:val="18"/>
           <w:highlight w:val="lightGray"/>
@@ -5994,6 +6868,7 @@
       </w:r>
       <w:r>
         <w:rPr>
+          <w:rFonts w:ascii="Arial" w:hAnsi="Arial" w:cs="Arial"/>
           <w:sz w:val="18"/>
           <w:highlight w:val="lightGray"/>
         </w:rPr>
@@ -6005,6 +6880,7 @@
         <w:rPr>
           <w:noProof/>
         </w:rPr>
+        <w:lastRenderedPageBreak/>
         <w:drawing>
           <wp:inline distT="0" distB="0" distL="0" distR="0" wp14:anchorId="1B570395" wp14:editId="74312B0A">
             <wp:extent cx="5943600" cy="2311400"/>
@@ -6078,7 +6954,21 @@
         <w:rPr>
           <w:rFonts w:ascii="Roboto Mono" w:hAnsi="Roboto Mono"/>
         </w:rPr>
-        <w:t>(CustomerID, Name, City)</w:t>
+        <w:t>(</w:t>
+      </w:r>
+      <w:proofErr w:type="spellStart"/>
+      <w:r>
+        <w:rPr>
+          <w:rFonts w:ascii="Roboto Mono" w:hAnsi="Roboto Mono"/>
+        </w:rPr>
+        <w:t>CustomerID</w:t>
+      </w:r>
+      <w:proofErr w:type="spellEnd"/>
+      <w:r>
+        <w:rPr>
+          <w:rFonts w:ascii="Roboto Mono" w:hAnsi="Roboto Mono"/>
+        </w:rPr>
+        <w:t>, Name, City)</w:t>
       </w:r>
     </w:p>
     <w:p>
@@ -6216,6 +7106,7 @@
         <w:rPr>
           <w:noProof/>
         </w:rPr>
+        <w:lastRenderedPageBreak/>
         <w:drawing>
           <wp:inline distT="0" distB="0" distL="0" distR="0" wp14:anchorId="1C48EE4A" wp14:editId="34EA4F7F">
             <wp:extent cx="5943600" cy="3439160"/>
@@ -6298,14 +7189,17 @@
       </w:pPr>
       <w:r>
         <w:rPr>
+          <w:rFonts w:ascii="Arial" w:hAnsi="Arial" w:cs="Arial"/>
           <w:b/>
           <w:sz w:val="18"/>
           <w:highlight w:val="lightGray"/>
         </w:rPr>
         <w:t xml:space="preserve"># Source: </w:t>
       </w:r>
-      <w:r>
-        <w:rPr>
+      <w:proofErr w:type="spellStart"/>
+      <w:r>
+        <w:rPr>
+          <w:rFonts w:ascii="Arial" w:hAnsi="Arial" w:cs="Arial"/>
           <w:b/>
           <w:color w:val="000000"/>
           <w:sz w:val="18"/>
@@ -6313,8 +7207,10 @@
         </w:rPr>
         <w:t>ScreenShot</w:t>
       </w:r>
-      <w:r>
-        <w:rPr>
+      <w:proofErr w:type="spellEnd"/>
+      <w:r>
+        <w:rPr>
+          <w:rFonts w:ascii="Arial" w:hAnsi="Arial" w:cs="Arial"/>
           <w:sz w:val="18"/>
           <w:highlight w:val="lightGray"/>
         </w:rPr>
@@ -6322,6 +7218,7 @@
       </w:r>
       <w:r>
         <w:rPr>
+          <w:rFonts w:ascii="Arial" w:hAnsi="Arial" w:cs="Arial"/>
           <w:b/>
           <w:sz w:val="18"/>
           <w:highlight w:val="lightGray"/>
@@ -6330,6 +7227,7 @@
       </w:r>
       <w:r>
         <w:rPr>
+          <w:rFonts w:ascii="Arial" w:hAnsi="Arial" w:cs="Arial"/>
           <w:sz w:val="18"/>
           <w:highlight w:val="lightGray"/>
         </w:rPr>
@@ -6337,6 +7235,7 @@
       </w:r>
       <w:r>
         <w:rPr>
+          <w:rFonts w:ascii="Arial" w:hAnsi="Arial" w:cs="Arial"/>
           <w:b/>
           <w:sz w:val="18"/>
           <w:highlight w:val="lightGray"/>
@@ -6345,13 +7244,33 @@
       </w:r>
       <w:r>
         <w:rPr>
-          <w:sz w:val="18"/>
-          <w:highlight w:val="lightGray"/>
-        </w:rPr>
-        <w:t xml:space="preserve"> [Persons Table -&gt; ID Column: 1, Name_En Column: Motasem Essam] -&gt; </w:t>
-      </w:r>
-      <w:r>
-        <w:rPr>
+          <w:rFonts w:ascii="Arial" w:hAnsi="Arial" w:cs="Arial"/>
+          <w:sz w:val="18"/>
+          <w:highlight w:val="lightGray"/>
+        </w:rPr>
+        <w:t xml:space="preserve"> [Persons Table -&gt; ID Column: 1, </w:t>
+      </w:r>
+      <w:proofErr w:type="spellStart"/>
+      <w:r>
+        <w:rPr>
+          <w:rFonts w:ascii="Arial" w:hAnsi="Arial" w:cs="Arial"/>
+          <w:sz w:val="18"/>
+          <w:highlight w:val="lightGray"/>
+        </w:rPr>
+        <w:t>Name_En</w:t>
+      </w:r>
+      <w:proofErr w:type="spellEnd"/>
+      <w:r>
+        <w:rPr>
+          <w:rFonts w:ascii="Arial" w:hAnsi="Arial" w:cs="Arial"/>
+          <w:sz w:val="18"/>
+          <w:highlight w:val="lightGray"/>
+        </w:rPr>
+        <w:t xml:space="preserve"> Column: Motasem Essam] -&gt; </w:t>
+      </w:r>
+      <w:r>
+        <w:rPr>
+          <w:rFonts w:ascii="Arial" w:hAnsi="Arial" w:cs="Arial"/>
           <w:b/>
           <w:sz w:val="18"/>
           <w:highlight w:val="lightGray"/>
@@ -6360,13 +7279,33 @@
       </w:r>
       <w:r>
         <w:rPr>
-          <w:sz w:val="18"/>
-          <w:highlight w:val="lightGray"/>
-        </w:rPr>
-        <w:t xml:space="preserve"> [Automation Table -&gt; ID Column: 16, Name_En Column: Screen Capture] -&gt; </w:t>
-      </w:r>
-      <w:r>
-        <w:rPr>
+          <w:rFonts w:ascii="Arial" w:hAnsi="Arial" w:cs="Arial"/>
+          <w:sz w:val="18"/>
+          <w:highlight w:val="lightGray"/>
+        </w:rPr>
+        <w:t xml:space="preserve"> [Automation Table -&gt; ID Column: 16, </w:t>
+      </w:r>
+      <w:proofErr w:type="spellStart"/>
+      <w:r>
+        <w:rPr>
+          <w:rFonts w:ascii="Arial" w:hAnsi="Arial" w:cs="Arial"/>
+          <w:sz w:val="18"/>
+          <w:highlight w:val="lightGray"/>
+        </w:rPr>
+        <w:t>Name_En</w:t>
+      </w:r>
+      <w:proofErr w:type="spellEnd"/>
+      <w:r>
+        <w:rPr>
+          <w:rFonts w:ascii="Arial" w:hAnsi="Arial" w:cs="Arial"/>
+          <w:sz w:val="18"/>
+          <w:highlight w:val="lightGray"/>
+        </w:rPr>
+        <w:t xml:space="preserve"> Column: Screen Capture] -&gt; </w:t>
+      </w:r>
+      <w:r>
+        <w:rPr>
+          <w:rFonts w:ascii="Arial" w:hAnsi="Arial" w:cs="Arial"/>
           <w:b/>
           <w:color w:val="000000"/>
           <w:sz w:val="18"/>
@@ -6376,14 +7315,36 @@
       </w:r>
       <w:r>
         <w:rPr>
-          <w:color w:val="000000"/>
-          <w:sz w:val="18"/>
-          <w:highlight w:val="lightGray"/>
-        </w:rPr>
-        <w:t>[Operating System: Wampserver64 -&gt; phpmyadmin]</w:t>
-      </w:r>
-      <w:r>
-        <w:rPr>
+          <w:rFonts w:ascii="Arial" w:hAnsi="Arial" w:cs="Arial"/>
+          <w:color w:val="000000"/>
+          <w:sz w:val="18"/>
+          <w:highlight w:val="lightGray"/>
+        </w:rPr>
+        <w:t xml:space="preserve">[Operating System: Wampserver64 -&gt; </w:t>
+      </w:r>
+      <w:proofErr w:type="spellStart"/>
+      <w:r>
+        <w:rPr>
+          <w:rFonts w:ascii="Arial" w:hAnsi="Arial" w:cs="Arial"/>
+          <w:color w:val="000000"/>
+          <w:sz w:val="18"/>
+          <w:highlight w:val="lightGray"/>
+        </w:rPr>
+        <w:t>phpmyadmin</w:t>
+      </w:r>
+      <w:proofErr w:type="spellEnd"/>
+      <w:r>
+        <w:rPr>
+          <w:rFonts w:ascii="Arial" w:hAnsi="Arial" w:cs="Arial"/>
+          <w:color w:val="000000"/>
+          <w:sz w:val="18"/>
+          <w:highlight w:val="lightGray"/>
+        </w:rPr>
+        <w:t>]</w:t>
+      </w:r>
+      <w:r>
+        <w:rPr>
+          <w:rFonts w:ascii="Arial" w:hAnsi="Arial" w:cs="Arial"/>
           <w:sz w:val="18"/>
           <w:highlight w:val="lightGray"/>
         </w:rPr>
@@ -6391,6 +7352,7 @@
       </w:r>
       <w:r>
         <w:rPr>
+          <w:rFonts w:ascii="Arial" w:hAnsi="Arial" w:cs="Arial"/>
           <w:b/>
           <w:sz w:val="18"/>
           <w:highlight w:val="lightGray"/>
@@ -6399,6 +7361,7 @@
       </w:r>
       <w:r>
         <w:rPr>
+          <w:rFonts w:ascii="Arial" w:hAnsi="Arial" w:cs="Arial"/>
           <w:sz w:val="18"/>
           <w:highlight w:val="lightGray"/>
         </w:rPr>
@@ -6470,20 +7433,48 @@
         <w:rPr>
           <w:rFonts w:ascii="Roboto Mono" w:hAnsi="Roboto Mono"/>
         </w:rPr>
-        <w:t>CREATE TABLE CustomersBackup (</w:t>
-      </w:r>
-    </w:p>
-    <w:p>
-      <w:pPr>
-        <w:rPr>
-          <w:rFonts w:ascii="Roboto Mono" w:hAnsi="Roboto Mono"/>
-        </w:rPr>
-      </w:pPr>
-      <w:r>
-        <w:rPr>
-          <w:rFonts w:ascii="Roboto Mono" w:hAnsi="Roboto Mono"/>
-        </w:rPr>
-        <w:t xml:space="preserve">    CustomerID INT,</w:t>
+        <w:t xml:space="preserve">CREATE TABLE </w:t>
+      </w:r>
+      <w:proofErr w:type="spellStart"/>
+      <w:r>
+        <w:rPr>
+          <w:rFonts w:ascii="Roboto Mono" w:hAnsi="Roboto Mono"/>
+        </w:rPr>
+        <w:t>CustomersBackup</w:t>
+      </w:r>
+      <w:proofErr w:type="spellEnd"/>
+      <w:r>
+        <w:rPr>
+          <w:rFonts w:ascii="Roboto Mono" w:hAnsi="Roboto Mono"/>
+        </w:rPr>
+        <w:t xml:space="preserve"> (</w:t>
+      </w:r>
+    </w:p>
+    <w:p>
+      <w:pPr>
+        <w:rPr>
+          <w:rFonts w:ascii="Roboto Mono" w:hAnsi="Roboto Mono"/>
+        </w:rPr>
+      </w:pPr>
+      <w:r>
+        <w:rPr>
+          <w:rFonts w:ascii="Roboto Mono" w:hAnsi="Roboto Mono"/>
+        </w:rPr>
+        <w:t xml:space="preserve">    </w:t>
+      </w:r>
+      <w:proofErr w:type="spellStart"/>
+      <w:r>
+        <w:rPr>
+          <w:rFonts w:ascii="Roboto Mono" w:hAnsi="Roboto Mono"/>
+        </w:rPr>
+        <w:t>CustomerID</w:t>
+      </w:r>
+      <w:proofErr w:type="spellEnd"/>
+      <w:r>
+        <w:rPr>
+          <w:rFonts w:ascii="Roboto Mono" w:hAnsi="Roboto Mono"/>
+        </w:rPr>
+        <w:t xml:space="preserve"> INT,</w:t>
       </w:r>
     </w:p>
     <w:p>
@@ -6535,6 +7526,7 @@
         <w:rPr>
           <w:noProof/>
         </w:rPr>
+        <w:lastRenderedPageBreak/>
         <w:drawing>
           <wp:inline distT="0" distB="0" distL="0" distR="0" wp14:anchorId="5713A65B" wp14:editId="27E1CE59">
             <wp:extent cx="5943600" cy="1963420"/>
@@ -6618,14 +7610,17 @@
       </w:pPr>
       <w:r>
         <w:rPr>
+          <w:rFonts w:ascii="Arial" w:hAnsi="Arial" w:cs="Arial"/>
           <w:b/>
           <w:sz w:val="18"/>
           <w:highlight w:val="lightGray"/>
         </w:rPr>
         <w:t xml:space="preserve"># Source: </w:t>
       </w:r>
-      <w:r>
-        <w:rPr>
+      <w:proofErr w:type="spellStart"/>
+      <w:r>
+        <w:rPr>
+          <w:rFonts w:ascii="Arial" w:hAnsi="Arial" w:cs="Arial"/>
           <w:b/>
           <w:color w:val="000000"/>
           <w:sz w:val="18"/>
@@ -6633,8 +7628,10 @@
         </w:rPr>
         <w:t>ScreenShot</w:t>
       </w:r>
-      <w:r>
-        <w:rPr>
+      <w:proofErr w:type="spellEnd"/>
+      <w:r>
+        <w:rPr>
+          <w:rFonts w:ascii="Arial" w:hAnsi="Arial" w:cs="Arial"/>
           <w:sz w:val="18"/>
           <w:highlight w:val="lightGray"/>
         </w:rPr>
@@ -6642,6 +7639,7 @@
       </w:r>
       <w:r>
         <w:rPr>
+          <w:rFonts w:ascii="Arial" w:hAnsi="Arial" w:cs="Arial"/>
           <w:b/>
           <w:sz w:val="18"/>
           <w:highlight w:val="lightGray"/>
@@ -6650,6 +7648,7 @@
       </w:r>
       <w:r>
         <w:rPr>
+          <w:rFonts w:ascii="Arial" w:hAnsi="Arial" w:cs="Arial"/>
           <w:sz w:val="18"/>
           <w:highlight w:val="lightGray"/>
         </w:rPr>
@@ -6657,6 +7656,7 @@
       </w:r>
       <w:r>
         <w:rPr>
+          <w:rFonts w:ascii="Arial" w:hAnsi="Arial" w:cs="Arial"/>
           <w:b/>
           <w:sz w:val="18"/>
           <w:highlight w:val="lightGray"/>
@@ -6665,13 +7665,33 @@
       </w:r>
       <w:r>
         <w:rPr>
-          <w:sz w:val="18"/>
-          <w:highlight w:val="lightGray"/>
-        </w:rPr>
-        <w:t xml:space="preserve"> [Persons Table -&gt; ID Column: 1, Name_En Column: Motasem Essam] -&gt; </w:t>
-      </w:r>
-      <w:r>
-        <w:rPr>
+          <w:rFonts w:ascii="Arial" w:hAnsi="Arial" w:cs="Arial"/>
+          <w:sz w:val="18"/>
+          <w:highlight w:val="lightGray"/>
+        </w:rPr>
+        <w:t xml:space="preserve"> [Persons Table -&gt; ID Column: 1, </w:t>
+      </w:r>
+      <w:proofErr w:type="spellStart"/>
+      <w:r>
+        <w:rPr>
+          <w:rFonts w:ascii="Arial" w:hAnsi="Arial" w:cs="Arial"/>
+          <w:sz w:val="18"/>
+          <w:highlight w:val="lightGray"/>
+        </w:rPr>
+        <w:t>Name_En</w:t>
+      </w:r>
+      <w:proofErr w:type="spellEnd"/>
+      <w:r>
+        <w:rPr>
+          <w:rFonts w:ascii="Arial" w:hAnsi="Arial" w:cs="Arial"/>
+          <w:sz w:val="18"/>
+          <w:highlight w:val="lightGray"/>
+        </w:rPr>
+        <w:t xml:space="preserve"> Column: Motasem Essam] -&gt; </w:t>
+      </w:r>
+      <w:r>
+        <w:rPr>
+          <w:rFonts w:ascii="Arial" w:hAnsi="Arial" w:cs="Arial"/>
           <w:b/>
           <w:sz w:val="18"/>
           <w:highlight w:val="lightGray"/>
@@ -6680,13 +7700,33 @@
       </w:r>
       <w:r>
         <w:rPr>
-          <w:sz w:val="18"/>
-          <w:highlight w:val="lightGray"/>
-        </w:rPr>
-        <w:t xml:space="preserve"> [Automation Table -&gt; ID Column: 16, Name_En Column: Screen Capture] -&gt; </w:t>
-      </w:r>
-      <w:r>
-        <w:rPr>
+          <w:rFonts w:ascii="Arial" w:hAnsi="Arial" w:cs="Arial"/>
+          <w:sz w:val="18"/>
+          <w:highlight w:val="lightGray"/>
+        </w:rPr>
+        <w:t xml:space="preserve"> [Automation Table -&gt; ID Column: 16, </w:t>
+      </w:r>
+      <w:proofErr w:type="spellStart"/>
+      <w:r>
+        <w:rPr>
+          <w:rFonts w:ascii="Arial" w:hAnsi="Arial" w:cs="Arial"/>
+          <w:sz w:val="18"/>
+          <w:highlight w:val="lightGray"/>
+        </w:rPr>
+        <w:t>Name_En</w:t>
+      </w:r>
+      <w:proofErr w:type="spellEnd"/>
+      <w:r>
+        <w:rPr>
+          <w:rFonts w:ascii="Arial" w:hAnsi="Arial" w:cs="Arial"/>
+          <w:sz w:val="18"/>
+          <w:highlight w:val="lightGray"/>
+        </w:rPr>
+        <w:t xml:space="preserve"> Column: Screen Capture] -&gt; </w:t>
+      </w:r>
+      <w:r>
+        <w:rPr>
+          <w:rFonts w:ascii="Arial" w:hAnsi="Arial" w:cs="Arial"/>
           <w:b/>
           <w:color w:val="000000"/>
           <w:sz w:val="18"/>
@@ -6696,14 +7736,36 @@
       </w:r>
       <w:r>
         <w:rPr>
-          <w:color w:val="000000"/>
-          <w:sz w:val="18"/>
-          <w:highlight w:val="lightGray"/>
-        </w:rPr>
-        <w:t>[Operating System: Wampserver64 -&gt; phpmyadmin]</w:t>
-      </w:r>
-      <w:r>
-        <w:rPr>
+          <w:rFonts w:ascii="Arial" w:hAnsi="Arial" w:cs="Arial"/>
+          <w:color w:val="000000"/>
+          <w:sz w:val="18"/>
+          <w:highlight w:val="lightGray"/>
+        </w:rPr>
+        <w:t xml:space="preserve">[Operating System: Wampserver64 -&gt; </w:t>
+      </w:r>
+      <w:proofErr w:type="spellStart"/>
+      <w:r>
+        <w:rPr>
+          <w:rFonts w:ascii="Arial" w:hAnsi="Arial" w:cs="Arial"/>
+          <w:color w:val="000000"/>
+          <w:sz w:val="18"/>
+          <w:highlight w:val="lightGray"/>
+        </w:rPr>
+        <w:t>phpmyadmin</w:t>
+      </w:r>
+      <w:proofErr w:type="spellEnd"/>
+      <w:r>
+        <w:rPr>
+          <w:rFonts w:ascii="Arial" w:hAnsi="Arial" w:cs="Arial"/>
+          <w:color w:val="000000"/>
+          <w:sz w:val="18"/>
+          <w:highlight w:val="lightGray"/>
+        </w:rPr>
+        <w:t>]</w:t>
+      </w:r>
+      <w:r>
+        <w:rPr>
+          <w:rFonts w:ascii="Arial" w:hAnsi="Arial" w:cs="Arial"/>
           <w:sz w:val="18"/>
           <w:highlight w:val="lightGray"/>
         </w:rPr>
@@ -6711,6 +7773,7 @@
       </w:r>
       <w:r>
         <w:rPr>
+          <w:rFonts w:ascii="Arial" w:hAnsi="Arial" w:cs="Arial"/>
           <w:b/>
           <w:sz w:val="18"/>
           <w:highlight w:val="lightGray"/>
@@ -6719,6 +7782,7 @@
       </w:r>
       <w:r>
         <w:rPr>
+          <w:rFonts w:ascii="Arial" w:hAnsi="Arial" w:cs="Arial"/>
           <w:sz w:val="18"/>
           <w:highlight w:val="lightGray"/>
         </w:rPr>
@@ -6795,8 +7859,16 @@
         <w:rPr>
           <w:rFonts w:ascii="Roboto Mono" w:hAnsi="Roboto Mono"/>
         </w:rPr>
-        <w:t>INSERT INTO CustomersBackup</w:t>
-      </w:r>
+        <w:t xml:space="preserve">INSERT INTO </w:t>
+      </w:r>
+      <w:proofErr w:type="spellStart"/>
+      <w:r>
+        <w:rPr>
+          <w:rFonts w:ascii="Roboto Mono" w:hAnsi="Roboto Mono"/>
+        </w:rPr>
+        <w:t>CustomersBackup</w:t>
+      </w:r>
+      <w:proofErr w:type="spellEnd"/>
     </w:p>
     <w:p>
       <w:pPr>
@@ -6834,6 +7906,7 @@
         <w:rPr>
           <w:noProof/>
         </w:rPr>
+        <w:lastRenderedPageBreak/>
         <w:drawing>
           <wp:inline distT="0" distB="0" distL="0" distR="0" wp14:anchorId="1F624B6C" wp14:editId="18F43173">
             <wp:extent cx="5943600" cy="2524125"/>
@@ -6974,6 +8047,7 @@
       </w:pPr>
       <w:r>
         <w:rPr>
+          <w:rFonts w:ascii="Arial" w:hAnsi="Arial" w:cs="Arial"/>
           <w:b/>
           <w:color w:val="000000"/>
           <w:sz w:val="18"/>
@@ -6983,14 +8057,36 @@
       </w:r>
       <w:r>
         <w:rPr>
-          <w:color w:val="000000"/>
-          <w:sz w:val="18"/>
-          <w:highlight w:val="lightGray"/>
-        </w:rPr>
-        <w:t xml:space="preserve">: Persons Table -&gt; ID Column: 1, Name_En Column: Motasem Essam] -&gt; </w:t>
-      </w:r>
-      <w:r>
-        <w:rPr>
+          <w:rFonts w:ascii="Arial" w:hAnsi="Arial" w:cs="Arial"/>
+          <w:color w:val="000000"/>
+          <w:sz w:val="18"/>
+          <w:highlight w:val="lightGray"/>
+        </w:rPr>
+        <w:t xml:space="preserve">: Persons Table -&gt; ID Column: 1, </w:t>
+      </w:r>
+      <w:proofErr w:type="spellStart"/>
+      <w:r>
+        <w:rPr>
+          <w:rFonts w:ascii="Arial" w:hAnsi="Arial" w:cs="Arial"/>
+          <w:color w:val="000000"/>
+          <w:sz w:val="18"/>
+          <w:highlight w:val="lightGray"/>
+        </w:rPr>
+        <w:t>Name_En</w:t>
+      </w:r>
+      <w:proofErr w:type="spellEnd"/>
+      <w:r>
+        <w:rPr>
+          <w:rFonts w:ascii="Arial" w:hAnsi="Arial" w:cs="Arial"/>
+          <w:color w:val="000000"/>
+          <w:sz w:val="18"/>
+          <w:highlight w:val="lightGray"/>
+        </w:rPr>
+        <w:t xml:space="preserve"> Column: Motasem Essam] -&gt; </w:t>
+      </w:r>
+      <w:r>
+        <w:rPr>
+          <w:rFonts w:ascii="Arial" w:hAnsi="Arial" w:cs="Arial"/>
           <w:b/>
           <w:color w:val="000000"/>
           <w:sz w:val="18"/>
@@ -7000,6 +8096,7 @@
       </w:r>
       <w:r>
         <w:rPr>
+          <w:rFonts w:ascii="Arial" w:hAnsi="Arial" w:cs="Arial"/>
           <w:color w:val="000000"/>
           <w:sz w:val="18"/>
           <w:highlight w:val="lightGray"/>
@@ -7008,6 +8105,7 @@
       </w:r>
       <w:r>
         <w:rPr>
+          <w:rFonts w:ascii="Arial" w:hAnsi="Arial" w:cs="Arial"/>
           <w:b/>
           <w:color w:val="000000"/>
           <w:sz w:val="18"/>
@@ -7017,6 +8115,7 @@
       </w:r>
       <w:r>
         <w:rPr>
+          <w:rFonts w:ascii="Arial" w:hAnsi="Arial" w:cs="Arial"/>
           <w:color w:val="000000"/>
           <w:sz w:val="18"/>
           <w:highlight w:val="lightGray"/>
@@ -7029,6 +8128,7 @@
         <w:rPr>
           <w:noProof/>
         </w:rPr>
+        <w:lastRenderedPageBreak/>
         <w:drawing>
           <wp:inline distT="0" distB="0" distL="0" distR="0" wp14:anchorId="12E3DED0" wp14:editId="4AE799A5">
             <wp:extent cx="5943600" cy="1579880"/>
@@ -7494,7 +8594,7 @@
           <w:rFonts w:ascii="Roboto Mono" w:hAnsi="Roboto Mono"/>
         </w:rPr>
         <w:pict w14:anchorId="1A37B362">
-          <v:rect id="_x0000_i1053" style="width:0;height:1.5pt" o:hralign="center" o:hrstd="t" o:hr="t" fillcolor="#a0a0a0" stroked="f"/>
+          <v:rect id="_x0000_i1102" style="width:0;height:1.5pt" o:hralign="center" o:hrstd="t" o:hr="t" fillcolor="#a0a0a0" stroked="f"/>
         </w:pict>
       </w:r>
     </w:p>
@@ -7587,8 +8687,16 @@
         <w:rPr>
           <w:rFonts w:ascii="Roboto Mono" w:hAnsi="Roboto Mono"/>
         </w:rPr>
-        <w:t>INSERT INTO BackupTable</w:t>
-      </w:r>
+        <w:t xml:space="preserve">INSERT INTO </w:t>
+      </w:r>
+      <w:proofErr w:type="spellStart"/>
+      <w:r>
+        <w:rPr>
+          <w:rFonts w:ascii="Roboto Mono" w:hAnsi="Roboto Mono"/>
+        </w:rPr>
+        <w:t>BackupTable</w:t>
+      </w:r>
+      <w:proofErr w:type="spellEnd"/>
     </w:p>
     <w:p>
       <w:pPr>
@@ -7613,7 +8721,21 @@
         <w:rPr>
           <w:rFonts w:ascii="Roboto Mono" w:hAnsi="Roboto Mono"/>
         </w:rPr>
-        <w:t>FROM OriginalTable;</w:t>
+        <w:t xml:space="preserve">FROM </w:t>
+      </w:r>
+      <w:proofErr w:type="spellStart"/>
+      <w:r>
+        <w:rPr>
+          <w:rFonts w:ascii="Roboto Mono" w:hAnsi="Roboto Mono"/>
+        </w:rPr>
+        <w:t>OriginalTable</w:t>
+      </w:r>
+      <w:proofErr w:type="spellEnd"/>
+      <w:r>
+        <w:rPr>
+          <w:rFonts w:ascii="Roboto Mono" w:hAnsi="Roboto Mono"/>
+        </w:rPr>
+        <w:t>;</w:t>
       </w:r>
     </w:p>
     <w:p>
@@ -7640,7 +8762,7 @@
           <w:rFonts w:ascii="Roboto Mono" w:hAnsi="Roboto Mono"/>
         </w:rPr>
         <w:pict w14:anchorId="65E96A26">
-          <v:rect id="_x0000_i1054" style="width:0;height:1.5pt" o:hralign="center" o:hrstd="t" o:hr="t" fillcolor="#a0a0a0" stroked="f"/>
+          <v:rect id="_x0000_i1103" style="width:0;height:1.5pt" o:hralign="center" o:hrstd="t" o:hr="t" fillcolor="#a0a0a0" stroked="f"/>
         </w:pict>
       </w:r>
     </w:p>
@@ -7673,6 +8795,7 @@
         <w:rPr>
           <w:noProof/>
         </w:rPr>
+        <w:lastRenderedPageBreak/>
         <w:drawing>
           <wp:inline distT="0" distB="0" distL="0" distR="0" wp14:anchorId="56DACC8E" wp14:editId="22E64C6A">
             <wp:extent cx="5943600" cy="922655"/>
@@ -7746,20 +8869,42 @@
         <w:rPr>
           <w:rFonts w:ascii="Roboto Mono" w:hAnsi="Roboto Mono"/>
         </w:rPr>
-        <w:t>INTO BackupTable</w:t>
-      </w:r>
-    </w:p>
-    <w:p>
-      <w:pPr>
-        <w:rPr>
-          <w:rFonts w:ascii="Roboto Mono" w:hAnsi="Roboto Mono"/>
-        </w:rPr>
-      </w:pPr>
-      <w:r>
-        <w:rPr>
-          <w:rFonts w:ascii="Roboto Mono" w:hAnsi="Roboto Mono"/>
-        </w:rPr>
-        <w:t>FROM OriginalTable;</w:t>
+        <w:t xml:space="preserve">INTO </w:t>
+      </w:r>
+      <w:proofErr w:type="spellStart"/>
+      <w:r>
+        <w:rPr>
+          <w:rFonts w:ascii="Roboto Mono" w:hAnsi="Roboto Mono"/>
+        </w:rPr>
+        <w:t>BackupTable</w:t>
+      </w:r>
+      <w:proofErr w:type="spellEnd"/>
+    </w:p>
+    <w:p>
+      <w:pPr>
+        <w:rPr>
+          <w:rFonts w:ascii="Roboto Mono" w:hAnsi="Roboto Mono"/>
+        </w:rPr>
+      </w:pPr>
+      <w:r>
+        <w:rPr>
+          <w:rFonts w:ascii="Roboto Mono" w:hAnsi="Roboto Mono"/>
+        </w:rPr>
+        <w:t xml:space="preserve">FROM </w:t>
+      </w:r>
+      <w:proofErr w:type="spellStart"/>
+      <w:r>
+        <w:rPr>
+          <w:rFonts w:ascii="Roboto Mono" w:hAnsi="Roboto Mono"/>
+        </w:rPr>
+        <w:t>OriginalTable</w:t>
+      </w:r>
+      <w:proofErr w:type="spellEnd"/>
+      <w:r>
+        <w:rPr>
+          <w:rFonts w:ascii="Roboto Mono" w:hAnsi="Roboto Mono"/>
+        </w:rPr>
+        <w:t>;</w:t>
       </w:r>
     </w:p>
     <w:p>
@@ -7786,7 +8931,7 @@
           <w:rFonts w:ascii="Roboto Mono" w:hAnsi="Roboto Mono"/>
         </w:rPr>
         <w:pict w14:anchorId="469A32CF">
-          <v:rect id="_x0000_i1055" style="width:0;height:1.5pt" o:hralign="center" o:hrstd="t" o:hr="t" fillcolor="#a0a0a0" stroked="f"/>
+          <v:rect id="_x0000_i1104" style="width:0;height:1.5pt" o:hralign="center" o:hrstd="t" o:hr="t" fillcolor="#a0a0a0" stroked="f"/>
         </w:pict>
       </w:r>
     </w:p>
@@ -7807,6 +8952,7 @@
     <w:p>
       <w:r>
         <w:rPr>
+          <w:rFonts w:ascii="Arial" w:hAnsi="Arial" w:cs="Arial"/>
           <w:b/>
           <w:color w:val="000000"/>
           <w:sz w:val="18"/>
@@ -7816,14 +8962,36 @@
       </w:r>
       <w:r>
         <w:rPr>
-          <w:color w:val="000000"/>
-          <w:sz w:val="18"/>
-          <w:highlight w:val="lightGray"/>
-        </w:rPr>
-        <w:t xml:space="preserve">: Persons Table -&gt; ID Column: 1, Name_En Column: Motasem Essam] -&gt; </w:t>
-      </w:r>
-      <w:r>
-        <w:rPr>
+          <w:rFonts w:ascii="Arial" w:hAnsi="Arial" w:cs="Arial"/>
+          <w:color w:val="000000"/>
+          <w:sz w:val="18"/>
+          <w:highlight w:val="lightGray"/>
+        </w:rPr>
+        <w:t xml:space="preserve">: Persons Table -&gt; ID Column: 1, </w:t>
+      </w:r>
+      <w:proofErr w:type="spellStart"/>
+      <w:r>
+        <w:rPr>
+          <w:rFonts w:ascii="Arial" w:hAnsi="Arial" w:cs="Arial"/>
+          <w:color w:val="000000"/>
+          <w:sz w:val="18"/>
+          <w:highlight w:val="lightGray"/>
+        </w:rPr>
+        <w:t>Name_En</w:t>
+      </w:r>
+      <w:proofErr w:type="spellEnd"/>
+      <w:r>
+        <w:rPr>
+          <w:rFonts w:ascii="Arial" w:hAnsi="Arial" w:cs="Arial"/>
+          <w:color w:val="000000"/>
+          <w:sz w:val="18"/>
+          <w:highlight w:val="lightGray"/>
+        </w:rPr>
+        <w:t xml:space="preserve"> Column: Motasem Essam] -&gt; </w:t>
+      </w:r>
+      <w:r>
+        <w:rPr>
+          <w:rFonts w:ascii="Arial" w:hAnsi="Arial" w:cs="Arial"/>
           <w:b/>
           <w:color w:val="000000"/>
           <w:sz w:val="18"/>
@@ -7833,6 +9001,7 @@
       </w:r>
       <w:r>
         <w:rPr>
+          <w:rFonts w:ascii="Arial" w:hAnsi="Arial" w:cs="Arial"/>
           <w:color w:val="000000"/>
           <w:sz w:val="18"/>
           <w:highlight w:val="lightGray"/>
@@ -7841,6 +9010,7 @@
       </w:r>
       <w:r>
         <w:rPr>
+          <w:rFonts w:ascii="Arial" w:hAnsi="Arial" w:cs="Arial"/>
           <w:b/>
           <w:color w:val="000000"/>
           <w:sz w:val="18"/>
@@ -7850,6 +9020,7 @@
       </w:r>
       <w:r>
         <w:rPr>
+          <w:rFonts w:ascii="Arial" w:hAnsi="Arial" w:cs="Arial"/>
           <w:color w:val="000000"/>
           <w:sz w:val="18"/>
           <w:highlight w:val="lightGray"/>
@@ -7946,8 +9117,16 @@
         <w:rPr>
           <w:rFonts w:ascii="Roboto Mono" w:hAnsi="Roboto Mono"/>
         </w:rPr>
-        <w:t>INSERT INTO EmployeesBackup</w:t>
-      </w:r>
+        <w:t xml:space="preserve">INSERT INTO </w:t>
+      </w:r>
+      <w:proofErr w:type="spellStart"/>
+      <w:r>
+        <w:rPr>
+          <w:rFonts w:ascii="Roboto Mono" w:hAnsi="Roboto Mono"/>
+        </w:rPr>
+        <w:t>EmployeesBackup</w:t>
+      </w:r>
+      <w:proofErr w:type="spellEnd"/>
     </w:p>
     <w:p>
       <w:pPr>
@@ -7986,7 +9165,7 @@
           <w:rFonts w:ascii="Roboto Mono" w:hAnsi="Roboto Mono"/>
         </w:rPr>
         <w:pict w14:anchorId="249C0478">
-          <v:rect id="_x0000_i1056" style="width:0;height:1.5pt" o:hralign="center" o:hrstd="t" o:hr="t" fillcolor="#a0a0a0" stroked="f"/>
+          <v:rect id="_x0000_i1105" style="width:0;height:1.5pt" o:hralign="center" o:hrstd="t" o:hr="t" fillcolor="#a0a0a0" stroked="f"/>
         </w:pict>
       </w:r>
     </w:p>
@@ -8079,19 +9258,28 @@
         <w:rPr>
           <w:rFonts w:ascii="Roboto Mono" w:hAnsi="Roboto Mono"/>
         </w:rPr>
-        <w:t>INSERT INTO OldOrders</w:t>
-      </w:r>
-    </w:p>
-    <w:p>
-      <w:pPr>
-        <w:rPr>
-          <w:rFonts w:ascii="Roboto Mono" w:hAnsi="Roboto Mono"/>
-        </w:rPr>
-      </w:pPr>
-      <w:r>
-        <w:rPr>
-          <w:rFonts w:ascii="Roboto Mono" w:hAnsi="Roboto Mono"/>
-        </w:rPr>
+        <w:t xml:space="preserve">INSERT INTO </w:t>
+      </w:r>
+      <w:proofErr w:type="spellStart"/>
+      <w:r>
+        <w:rPr>
+          <w:rFonts w:ascii="Roboto Mono" w:hAnsi="Roboto Mono"/>
+        </w:rPr>
+        <w:t>OldOrders</w:t>
+      </w:r>
+      <w:proofErr w:type="spellEnd"/>
+    </w:p>
+    <w:p>
+      <w:pPr>
+        <w:rPr>
+          <w:rFonts w:ascii="Roboto Mono" w:hAnsi="Roboto Mono"/>
+        </w:rPr>
+      </w:pPr>
+      <w:r>
+        <w:rPr>
+          <w:rFonts w:ascii="Roboto Mono" w:hAnsi="Roboto Mono"/>
+        </w:rPr>
+        <w:lastRenderedPageBreak/>
         <w:t>SELECT *</w:t>
       </w:r>
     </w:p>
@@ -8118,7 +9306,21 @@
         <w:rPr>
           <w:rFonts w:ascii="Roboto Mono" w:hAnsi="Roboto Mono"/>
         </w:rPr>
-        <w:t>WHERE OrderDate &lt; '2024-01-01';</w:t>
+        <w:t xml:space="preserve">WHERE </w:t>
+      </w:r>
+      <w:proofErr w:type="spellStart"/>
+      <w:r>
+        <w:rPr>
+          <w:rFonts w:ascii="Roboto Mono" w:hAnsi="Roboto Mono"/>
+        </w:rPr>
+        <w:t>OrderDate</w:t>
+      </w:r>
+      <w:proofErr w:type="spellEnd"/>
+      <w:r>
+        <w:rPr>
+          <w:rFonts w:ascii="Roboto Mono" w:hAnsi="Roboto Mono"/>
+        </w:rPr>
+        <w:t xml:space="preserve"> &lt; '2024-01-01';</w:t>
       </w:r>
     </w:p>
     <w:p>
@@ -8132,7 +9334,7 @@
           <w:rFonts w:ascii="Roboto Mono" w:hAnsi="Roboto Mono"/>
         </w:rPr>
         <w:pict w14:anchorId="10643E32">
-          <v:rect id="_x0000_i1057" style="width:0;height:1.5pt" o:hralign="center" o:hrstd="t" o:hr="t" fillcolor="#a0a0a0" stroked="f"/>
+          <v:rect id="_x0000_i1106" style="width:0;height:1.5pt" o:hralign="center" o:hrstd="t" o:hr="t" fillcolor="#a0a0a0" stroked="f"/>
         </w:pict>
       </w:r>
     </w:p>
@@ -8225,8 +9427,16 @@
         <w:rPr>
           <w:rFonts w:ascii="Roboto Mono" w:hAnsi="Roboto Mono"/>
         </w:rPr>
-        <w:t>INSERT INTO ActiveUsers</w:t>
-      </w:r>
+        <w:t xml:space="preserve">INSERT INTO </w:t>
+      </w:r>
+      <w:proofErr w:type="spellStart"/>
+      <w:r>
+        <w:rPr>
+          <w:rFonts w:ascii="Roboto Mono" w:hAnsi="Roboto Mono"/>
+        </w:rPr>
+        <w:t>ActiveUsers</w:t>
+      </w:r>
+      <w:proofErr w:type="spellEnd"/>
     </w:p>
     <w:p>
       <w:pPr>
@@ -8278,7 +9488,7 @@
           <w:rFonts w:ascii="Roboto Mono" w:hAnsi="Roboto Mono"/>
         </w:rPr>
         <w:pict w14:anchorId="70B2CC64">
-          <v:rect id="_x0000_i1058" style="width:0;height:1.5pt" o:hralign="center" o:hrstd="t" o:hr="t" fillcolor="#a0a0a0" stroked="f"/>
+          <v:rect id="_x0000_i1107" style="width:0;height:1.5pt" o:hralign="center" o:hrstd="t" o:hr="t" fillcolor="#a0a0a0" stroked="f"/>
         </w:pict>
       </w:r>
     </w:p>
@@ -8371,8 +9581,16 @@
         <w:rPr>
           <w:rFonts w:ascii="Roboto Mono" w:hAnsi="Roboto Mono"/>
         </w:rPr>
-        <w:t>INSERT INTO NewSystemCustomers</w:t>
-      </w:r>
+        <w:t xml:space="preserve">INSERT INTO </w:t>
+      </w:r>
+      <w:proofErr w:type="spellStart"/>
+      <w:r>
+        <w:rPr>
+          <w:rFonts w:ascii="Roboto Mono" w:hAnsi="Roboto Mono"/>
+        </w:rPr>
+        <w:t>NewSystemCustomers</w:t>
+      </w:r>
+      <w:proofErr w:type="spellEnd"/>
     </w:p>
     <w:p>
       <w:pPr>
@@ -8397,7 +9615,21 @@
         <w:rPr>
           <w:rFonts w:ascii="Roboto Mono" w:hAnsi="Roboto Mono"/>
         </w:rPr>
-        <w:t>FROM OldSystemCustomers;</w:t>
+        <w:t xml:space="preserve">FROM </w:t>
+      </w:r>
+      <w:proofErr w:type="spellStart"/>
+      <w:r>
+        <w:rPr>
+          <w:rFonts w:ascii="Roboto Mono" w:hAnsi="Roboto Mono"/>
+        </w:rPr>
+        <w:t>OldSystemCustomers</w:t>
+      </w:r>
+      <w:proofErr w:type="spellEnd"/>
+      <w:r>
+        <w:rPr>
+          <w:rFonts w:ascii="Roboto Mono" w:hAnsi="Roboto Mono"/>
+        </w:rPr>
+        <w:t>;</w:t>
       </w:r>
     </w:p>
     <w:p>
@@ -8411,7 +9643,7 @@
           <w:rFonts w:ascii="Roboto Mono" w:hAnsi="Roboto Mono"/>
         </w:rPr>
         <w:pict w14:anchorId="16581C6E">
-          <v:rect id="_x0000_i1059" style="width:0;height:1.5pt" o:hralign="center" o:hrstd="t" o:hr="t" fillcolor="#a0a0a0" stroked="f"/>
+          <v:rect id="_x0000_i1108" style="width:0;height:1.5pt" o:hralign="center" o:hrstd="t" o:hr="t" fillcolor="#a0a0a0" stroked="f"/>
         </w:pict>
       </w:r>
     </w:p>
@@ -8469,6 +9701,7 @@
         <w:rPr>
           <w:noProof/>
         </w:rPr>
+        <w:lastRenderedPageBreak/>
         <w:drawing>
           <wp:inline distT="0" distB="0" distL="0" distR="0" wp14:anchorId="663E8A22" wp14:editId="084629B3">
             <wp:extent cx="5943600" cy="1229995"/>
@@ -8555,6 +9788,7 @@
                 <w:bCs/>
               </w:rPr>
             </w:pPr>
+            <w:proofErr w:type="spellStart"/>
             <w:r>
               <w:rPr>
                 <w:rFonts w:ascii="Roboto Mono" w:hAnsi="Roboto Mono"/>
@@ -8563,6 +9797,7 @@
               </w:rPr>
               <w:t>EmployeeID</w:t>
             </w:r>
+            <w:proofErr w:type="spellEnd"/>
           </w:p>
         </w:tc>
         <w:tc>
@@ -8821,7 +10056,7 @@
           <w:rFonts w:ascii="Roboto Mono" w:hAnsi="Roboto Mono"/>
         </w:rPr>
         <w:pict w14:anchorId="4D47646D">
-          <v:rect id="_x0000_i1060" style="width:0;height:1.5pt" o:hralign="center" o:hrstd="t" o:hr="t" fillcolor="#a0a0a0" stroked="f"/>
+          <v:rect id="_x0000_i1109" style="width:0;height:1.5pt" o:hralign="center" o:hrstd="t" o:hr="t" fillcolor="#a0a0a0" stroked="f"/>
         </w:pict>
       </w:r>
     </w:p>
@@ -8914,8 +10149,16 @@
         <w:rPr>
           <w:rFonts w:ascii="Roboto Mono" w:hAnsi="Roboto Mono"/>
         </w:rPr>
-        <w:t>INSERT INTO ITEmployees</w:t>
-      </w:r>
+        <w:t xml:space="preserve">INSERT INTO </w:t>
+      </w:r>
+      <w:proofErr w:type="spellStart"/>
+      <w:r>
+        <w:rPr>
+          <w:rFonts w:ascii="Roboto Mono" w:hAnsi="Roboto Mono"/>
+        </w:rPr>
+        <w:t>ITEmployees</w:t>
+      </w:r>
+      <w:proofErr w:type="spellEnd"/>
     </w:p>
     <w:p>
       <w:pPr>
@@ -8967,7 +10210,7 @@
           <w:rFonts w:ascii="Roboto Mono" w:hAnsi="Roboto Mono"/>
         </w:rPr>
         <w:pict w14:anchorId="46E499D7">
-          <v:rect id="_x0000_i1061" style="width:0;height:1.5pt" o:hralign="center" o:hrstd="t" o:hr="t" fillcolor="#a0a0a0" stroked="f"/>
+          <v:rect id="_x0000_i1110" style="width:0;height:1.5pt" o:hralign="center" o:hrstd="t" o:hr="t" fillcolor="#a0a0a0" stroked="f"/>
         </w:pict>
       </w:r>
     </w:p>
@@ -9086,14 +10329,17 @@
                 <w:bCs/>
               </w:rPr>
             </w:pPr>
+            <w:proofErr w:type="spellStart"/>
             <w:r>
               <w:rPr>
                 <w:rFonts w:ascii="Roboto Mono" w:hAnsi="Roboto Mono"/>
                 <w:b/>
                 <w:bCs/>
               </w:rPr>
+              <w:lastRenderedPageBreak/>
               <w:t>EmployeeID</w:t>
             </w:r>
+            <w:proofErr w:type="spellEnd"/>
           </w:p>
         </w:tc>
         <w:tc>
@@ -9300,7 +10546,7 @@
           <w:rFonts w:ascii="Roboto Mono" w:hAnsi="Roboto Mono"/>
         </w:rPr>
         <w:pict w14:anchorId="4AEEAAB1">
-          <v:rect id="_x0000_i1062" style="width:0;height:1.5pt" o:hralign="center" o:hrstd="t" o:hr="t" fillcolor="#a0a0a0" stroked="f"/>
+          <v:rect id="_x0000_i1111" style="width:0;height:1.5pt" o:hralign="center" o:hrstd="t" o:hr="t" fillcolor="#a0a0a0" stroked="f"/>
         </w:pict>
       </w:r>
     </w:p>
@@ -9327,6 +10573,7 @@
       </w:pPr>
       <w:r>
         <w:rPr>
+          <w:rFonts w:ascii="Arial" w:hAnsi="Arial" w:cs="Arial"/>
           <w:b/>
           <w:color w:val="000000"/>
           <w:sz w:val="18"/>
@@ -9336,14 +10583,36 @@
       </w:r>
       <w:r>
         <w:rPr>
-          <w:color w:val="000000"/>
-          <w:sz w:val="18"/>
-          <w:highlight w:val="lightGray"/>
-        </w:rPr>
-        <w:t xml:space="preserve">: Persons Table -&gt; ID Column: 1, Name_En Column: Motasem Essam] -&gt; </w:t>
-      </w:r>
-      <w:r>
-        <w:rPr>
+          <w:rFonts w:ascii="Arial" w:hAnsi="Arial" w:cs="Arial"/>
+          <w:color w:val="000000"/>
+          <w:sz w:val="18"/>
+          <w:highlight w:val="lightGray"/>
+        </w:rPr>
+        <w:t xml:space="preserve">: Persons Table -&gt; ID Column: 1, </w:t>
+      </w:r>
+      <w:proofErr w:type="spellStart"/>
+      <w:r>
+        <w:rPr>
+          <w:rFonts w:ascii="Arial" w:hAnsi="Arial" w:cs="Arial"/>
+          <w:color w:val="000000"/>
+          <w:sz w:val="18"/>
+          <w:highlight w:val="lightGray"/>
+        </w:rPr>
+        <w:t>Name_En</w:t>
+      </w:r>
+      <w:proofErr w:type="spellEnd"/>
+      <w:r>
+        <w:rPr>
+          <w:rFonts w:ascii="Arial" w:hAnsi="Arial" w:cs="Arial"/>
+          <w:color w:val="000000"/>
+          <w:sz w:val="18"/>
+          <w:highlight w:val="lightGray"/>
+        </w:rPr>
+        <w:t xml:space="preserve"> Column: Motasem Essam] -&gt; </w:t>
+      </w:r>
+      <w:r>
+        <w:rPr>
+          <w:rFonts w:ascii="Arial" w:hAnsi="Arial" w:cs="Arial"/>
           <w:b/>
           <w:color w:val="000000"/>
           <w:sz w:val="18"/>
@@ -9353,6 +10622,7 @@
       </w:r>
       <w:r>
         <w:rPr>
+          <w:rFonts w:ascii="Arial" w:hAnsi="Arial" w:cs="Arial"/>
           <w:color w:val="000000"/>
           <w:sz w:val="18"/>
           <w:highlight w:val="lightGray"/>
@@ -9361,6 +10631,7 @@
       </w:r>
       <w:r>
         <w:rPr>
+          <w:rFonts w:ascii="Arial" w:hAnsi="Arial" w:cs="Arial"/>
           <w:b/>
           <w:color w:val="000000"/>
           <w:sz w:val="18"/>
@@ -9370,6 +10641,7 @@
       </w:r>
       <w:r>
         <w:rPr>
+          <w:rFonts w:ascii="Arial" w:hAnsi="Arial" w:cs="Arial"/>
           <w:color w:val="000000"/>
           <w:sz w:val="18"/>
           <w:highlight w:val="lightGray"/>
@@ -9572,7 +10844,7 @@
           <w:rFonts w:ascii="Roboto Mono" w:hAnsi="Roboto Mono"/>
         </w:rPr>
         <w:pict w14:anchorId="41171D1F">
-          <v:rect id="_x0000_i1063" style="width:0;height:1.5pt" o:hralign="center" o:hrstd="t" o:hr="t" fillcolor="#a0a0a0" stroked="f"/>
+          <v:rect id="_x0000_i1112" style="width:0;height:1.5pt" o:hralign="center" o:hrstd="t" o:hr="t" fillcolor="#a0a0a0" stroked="f"/>
         </w:pict>
       </w:r>
     </w:p>
@@ -9599,6 +10871,7 @@
       </w:pPr>
       <w:r>
         <w:rPr>
+          <w:rFonts w:ascii="Arial" w:hAnsi="Arial" w:cs="Arial"/>
           <w:b/>
           <w:color w:val="000000"/>
           <w:sz w:val="18"/>
@@ -9608,14 +10881,36 @@
       </w:r>
       <w:r>
         <w:rPr>
-          <w:color w:val="000000"/>
-          <w:sz w:val="18"/>
-          <w:highlight w:val="lightGray"/>
-        </w:rPr>
-        <w:t xml:space="preserve">: Persons Table -&gt; ID Column: 1, Name_En Column: Motasem Essam] -&gt; </w:t>
-      </w:r>
-      <w:r>
-        <w:rPr>
+          <w:rFonts w:ascii="Arial" w:hAnsi="Arial" w:cs="Arial"/>
+          <w:color w:val="000000"/>
+          <w:sz w:val="18"/>
+          <w:highlight w:val="lightGray"/>
+        </w:rPr>
+        <w:t xml:space="preserve">: Persons Table -&gt; ID Column: 1, </w:t>
+      </w:r>
+      <w:proofErr w:type="spellStart"/>
+      <w:r>
+        <w:rPr>
+          <w:rFonts w:ascii="Arial" w:hAnsi="Arial" w:cs="Arial"/>
+          <w:color w:val="000000"/>
+          <w:sz w:val="18"/>
+          <w:highlight w:val="lightGray"/>
+        </w:rPr>
+        <w:t>Name_En</w:t>
+      </w:r>
+      <w:proofErr w:type="spellEnd"/>
+      <w:r>
+        <w:rPr>
+          <w:rFonts w:ascii="Arial" w:hAnsi="Arial" w:cs="Arial"/>
+          <w:color w:val="000000"/>
+          <w:sz w:val="18"/>
+          <w:highlight w:val="lightGray"/>
+        </w:rPr>
+        <w:t xml:space="preserve"> Column: Motasem Essam] -&gt; </w:t>
+      </w:r>
+      <w:r>
+        <w:rPr>
+          <w:rFonts w:ascii="Arial" w:hAnsi="Arial" w:cs="Arial"/>
           <w:b/>
           <w:color w:val="000000"/>
           <w:sz w:val="18"/>
@@ -9625,6 +10920,7 @@
       </w:r>
       <w:r>
         <w:rPr>
+          <w:rFonts w:ascii="Arial" w:hAnsi="Arial" w:cs="Arial"/>
           <w:color w:val="000000"/>
           <w:sz w:val="18"/>
           <w:highlight w:val="lightGray"/>
@@ -9633,6 +10929,7 @@
       </w:r>
       <w:r>
         <w:rPr>
+          <w:rFonts w:ascii="Arial" w:hAnsi="Arial" w:cs="Arial"/>
           <w:b/>
           <w:color w:val="000000"/>
           <w:sz w:val="18"/>
@@ -9642,6 +10939,7 @@
       </w:r>
       <w:r>
         <w:rPr>
+          <w:rFonts w:ascii="Arial" w:hAnsi="Arial" w:cs="Arial"/>
           <w:color w:val="000000"/>
           <w:sz w:val="18"/>
           <w:highlight w:val="lightGray"/>
@@ -9654,6 +10952,7 @@
         <w:rPr>
           <w:noProof/>
         </w:rPr>
+        <w:lastRenderedPageBreak/>
         <w:drawing>
           <wp:inline distT="0" distB="0" distL="0" distR="0" wp14:anchorId="3FFDD15B" wp14:editId="07556F4C">
             <wp:extent cx="5943600" cy="1933575"/>
@@ -10011,7 +11310,7 @@
           <w:rFonts w:ascii="Roboto Mono" w:hAnsi="Roboto Mono"/>
         </w:rPr>
         <w:pict w14:anchorId="2EC4F96B">
-          <v:rect id="_x0000_i1064" style="width:0;height:1.5pt" o:hralign="center" o:hrstd="t" o:hr="t" fillcolor="#a0a0a0" stroked="f"/>
+          <v:rect id="_x0000_i1113" style="width:0;height:1.5pt" o:hralign="center" o:hrstd="t" o:hr="t" fillcolor="#a0a0a0" stroked="f"/>
         </w:pict>
       </w:r>
     </w:p>
@@ -10032,6 +11331,7 @@
     <w:p>
       <w:r>
         <w:rPr>
+          <w:rFonts w:ascii="Arial" w:hAnsi="Arial" w:cs="Arial"/>
           <w:b/>
           <w:color w:val="000000"/>
           <w:sz w:val="18"/>
@@ -10041,14 +11341,36 @@
       </w:r>
       <w:r>
         <w:rPr>
-          <w:color w:val="000000"/>
-          <w:sz w:val="18"/>
-          <w:highlight w:val="lightGray"/>
-        </w:rPr>
-        <w:t xml:space="preserve">: Persons Table -&gt; ID Column: 1, Name_En Column: Motasem Essam] -&gt; </w:t>
-      </w:r>
-      <w:r>
-        <w:rPr>
+          <w:rFonts w:ascii="Arial" w:hAnsi="Arial" w:cs="Arial"/>
+          <w:color w:val="000000"/>
+          <w:sz w:val="18"/>
+          <w:highlight w:val="lightGray"/>
+        </w:rPr>
+        <w:t xml:space="preserve">: Persons Table -&gt; ID Column: 1, </w:t>
+      </w:r>
+      <w:proofErr w:type="spellStart"/>
+      <w:r>
+        <w:rPr>
+          <w:rFonts w:ascii="Arial" w:hAnsi="Arial" w:cs="Arial"/>
+          <w:color w:val="000000"/>
+          <w:sz w:val="18"/>
+          <w:highlight w:val="lightGray"/>
+        </w:rPr>
+        <w:t>Name_En</w:t>
+      </w:r>
+      <w:proofErr w:type="spellEnd"/>
+      <w:r>
+        <w:rPr>
+          <w:rFonts w:ascii="Arial" w:hAnsi="Arial" w:cs="Arial"/>
+          <w:color w:val="000000"/>
+          <w:sz w:val="18"/>
+          <w:highlight w:val="lightGray"/>
+        </w:rPr>
+        <w:t xml:space="preserve"> Column: Motasem Essam] -&gt; </w:t>
+      </w:r>
+      <w:r>
+        <w:rPr>
+          <w:rFonts w:ascii="Arial" w:hAnsi="Arial" w:cs="Arial"/>
           <w:b/>
           <w:color w:val="000000"/>
           <w:sz w:val="18"/>
@@ -10058,6 +11380,7 @@
       </w:r>
       <w:r>
         <w:rPr>
+          <w:rFonts w:ascii="Arial" w:hAnsi="Arial" w:cs="Arial"/>
           <w:color w:val="000000"/>
           <w:sz w:val="18"/>
           <w:highlight w:val="lightGray"/>
@@ -10066,6 +11389,7 @@
       </w:r>
       <w:r>
         <w:rPr>
+          <w:rFonts w:ascii="Arial" w:hAnsi="Arial" w:cs="Arial"/>
           <w:b/>
           <w:color w:val="000000"/>
           <w:sz w:val="18"/>
@@ -10075,6 +11399,7 @@
       </w:r>
       <w:r>
         <w:rPr>
+          <w:rFonts w:ascii="Arial" w:hAnsi="Arial" w:cs="Arial"/>
           <w:color w:val="000000"/>
           <w:sz w:val="18"/>
           <w:highlight w:val="lightGray"/>
@@ -10174,11 +11499,19 @@
           <w:rFonts w:ascii="Roboto Mono" w:hAnsi="Roboto Mono"/>
         </w:rPr>
       </w:pPr>
-      <w:r>
-        <w:rPr>
-          <w:rFonts w:ascii="Roboto Mono" w:hAnsi="Roboto Mono"/>
-        </w:rPr>
-        <w:t>CustomersBackup Cabinet</w:t>
+      <w:proofErr w:type="spellStart"/>
+      <w:r>
+        <w:rPr>
+          <w:rFonts w:ascii="Roboto Mono" w:hAnsi="Roboto Mono"/>
+        </w:rPr>
+        <w:t>CustomersBackup</w:t>
+      </w:r>
+      <w:proofErr w:type="spellEnd"/>
+      <w:r>
+        <w:rPr>
+          <w:rFonts w:ascii="Roboto Mono" w:hAnsi="Roboto Mono"/>
+        </w:rPr>
+        <w:t xml:space="preserve"> Cabinet</w:t>
       </w:r>
     </w:p>
     <w:p>
@@ -10277,6 +11610,7 @@
         <w:rPr>
           <w:rFonts w:ascii="Roboto Mono" w:hAnsi="Roboto Mono"/>
         </w:rPr>
+        <w:lastRenderedPageBreak/>
         <w:t>and place copies into Cabinet B.</w:t>
       </w:r>
     </w:p>
@@ -10325,6 +11659,7 @@
     <w:p>
       <w:r>
         <w:rPr>
+          <w:rFonts w:ascii="Arial" w:hAnsi="Arial" w:cs="Arial"/>
           <w:b/>
           <w:color w:val="000000"/>
           <w:sz w:val="18"/>
@@ -10334,14 +11669,36 @@
       </w:r>
       <w:r>
         <w:rPr>
-          <w:color w:val="000000"/>
-          <w:sz w:val="18"/>
-          <w:highlight w:val="lightGray"/>
-        </w:rPr>
-        <w:t xml:space="preserve">: Persons Table -&gt; ID Column: 1, Name_En Column: Motasem Essam] -&gt; </w:t>
-      </w:r>
-      <w:r>
-        <w:rPr>
+          <w:rFonts w:ascii="Arial" w:hAnsi="Arial" w:cs="Arial"/>
+          <w:color w:val="000000"/>
+          <w:sz w:val="18"/>
+          <w:highlight w:val="lightGray"/>
+        </w:rPr>
+        <w:t xml:space="preserve">: Persons Table -&gt; ID Column: 1, </w:t>
+      </w:r>
+      <w:proofErr w:type="spellStart"/>
+      <w:r>
+        <w:rPr>
+          <w:rFonts w:ascii="Arial" w:hAnsi="Arial" w:cs="Arial"/>
+          <w:color w:val="000000"/>
+          <w:sz w:val="18"/>
+          <w:highlight w:val="lightGray"/>
+        </w:rPr>
+        <w:t>Name_En</w:t>
+      </w:r>
+      <w:proofErr w:type="spellEnd"/>
+      <w:r>
+        <w:rPr>
+          <w:rFonts w:ascii="Arial" w:hAnsi="Arial" w:cs="Arial"/>
+          <w:color w:val="000000"/>
+          <w:sz w:val="18"/>
+          <w:highlight w:val="lightGray"/>
+        </w:rPr>
+        <w:t xml:space="preserve"> Column: Motasem Essam] -&gt; </w:t>
+      </w:r>
+      <w:r>
+        <w:rPr>
+          <w:rFonts w:ascii="Arial" w:hAnsi="Arial" w:cs="Arial"/>
           <w:b/>
           <w:color w:val="000000"/>
           <w:sz w:val="18"/>
@@ -10351,6 +11708,7 @@
       </w:r>
       <w:r>
         <w:rPr>
+          <w:rFonts w:ascii="Arial" w:hAnsi="Arial" w:cs="Arial"/>
           <w:color w:val="000000"/>
           <w:sz w:val="18"/>
           <w:highlight w:val="lightGray"/>
@@ -10359,6 +11717,7 @@
       </w:r>
       <w:r>
         <w:rPr>
+          <w:rFonts w:ascii="Arial" w:hAnsi="Arial" w:cs="Arial"/>
           <w:b/>
           <w:color w:val="000000"/>
           <w:sz w:val="18"/>
@@ -10368,6 +11727,7 @@
       </w:r>
       <w:r>
         <w:rPr>
+          <w:rFonts w:ascii="Arial" w:hAnsi="Arial" w:cs="Arial"/>
           <w:color w:val="000000"/>
           <w:sz w:val="18"/>
           <w:highlight w:val="lightGray"/>
